--- a/docs/大千智荟论坛用户手册.docx
+++ b/docs/大千智荟论坛用户手册.docx
@@ -127,7 +127,7 @@
           <w:sz w:val="28"/>
           <w:lang w:eastAsia="zh-CN"/>
         </w:rPr>
-        <w:t>V1.0</w:t>
+        <w:t>V1.2</w:t>
       </w:r>
     </w:p>
     <w:p>
@@ -3907,6 +3907,736 @@
       </w:r>
     </w:p>
     <w:p>
+      <w:r>
+        <w:t>表2 角色权限对照表</w:t>
+      </w:r>
+    </w:p>
+    <w:tbl>
+      <w:tblPr>
+        <w:tblStyle w:val="aff1"/>
+        <w:tblW w:w="8788" w:type="dxa"/>
+        <w:jc w:val="center"/>
+        <w:tblLayout w:type="fixed"/>
+        <w:tblLook w:val="04A0" w:firstRow="1" w:lastRow="0" w:firstColumn="1" w:lastColumn="0" w:noHBand="0" w:noVBand="1"/>
+      </w:tblPr>
+      <w:tblGrid>
+        <w:gridCol w:w="3202"/>
+        <w:gridCol w:w="1862"/>
+        <w:gridCol w:w="1862"/>
+        <w:gridCol w:w="1862"/>
+      </w:tblGrid>
+      <w:tr>
+        <w:trPr>
+          <w:cantSplit/>
+          <w:tblHeader/>
+        </w:trPr>
+        <w:tc>
+          <w:tcPr>
+            <w:tcW w:type="dxa" w:w="3202"/>
+            <w:shd w:val="clear" w:color="auto" w:fill="D9D9D9"/>
+            <w:vAlign w:val="center"/>
+          </w:tcPr>
+          <w:p>
+            <w:r>
+              <w:rPr/>
+              <w:t>功能</w:t>
+            </w:r>
+          </w:p>
+        </w:tc>
+        <w:tc>
+          <w:tcPr>
+            <w:tcW w:type="dxa" w:w="1862"/>
+            <w:shd w:val="clear" w:color="auto" w:fill="D9D9D9"/>
+            <w:vAlign w:val="center"/>
+          </w:tcPr>
+          <w:p>
+            <w:r>
+              <w:rPr/>
+              <w:t>普通用户</w:t>
+            </w:r>
+          </w:p>
+        </w:tc>
+        <w:tc>
+          <w:tcPr>
+            <w:tcW w:type="dxa" w:w="1862"/>
+            <w:shd w:val="clear" w:color="auto" w:fill="D9D9D9"/>
+            <w:vAlign w:val="center"/>
+          </w:tcPr>
+          <w:p>
+            <w:r>
+              <w:rPr/>
+              <w:t>版主</w:t>
+            </w:r>
+          </w:p>
+        </w:tc>
+        <w:tc>
+          <w:tcPr>
+            <w:tcW w:type="dxa" w:w="1862"/>
+            <w:shd w:val="clear" w:color="auto" w:fill="D9D9D9"/>
+            <w:vAlign w:val="center"/>
+          </w:tcPr>
+          <w:p>
+            <w:r>
+              <w:rPr/>
+              <w:t>管理员</w:t>
+            </w:r>
+          </w:p>
+        </w:tc>
+      </w:tr>
+      <w:tr>
+        <w:trPr>
+          <w:cantSplit/>
+        </w:trPr>
+        <w:tc>
+          <w:tcPr>
+            <w:tcW w:type="dxa" w:w="3202"/>
+            <w:vAlign w:val="center"/>
+          </w:tcPr>
+          <w:p>
+            <w:r>
+              <w:rPr/>
+              <w:t>浏览帖子、评论、点赞收藏</w:t>
+            </w:r>
+          </w:p>
+        </w:tc>
+        <w:tc>
+          <w:tcPr>
+            <w:tcW w:type="dxa" w:w="1862"/>
+            <w:vAlign w:val="center"/>
+          </w:tcPr>
+          <w:p>
+            <w:r>
+              <w:rPr/>
+              <w:t>√</w:t>
+            </w:r>
+          </w:p>
+        </w:tc>
+        <w:tc>
+          <w:tcPr>
+            <w:tcW w:type="dxa" w:w="1862"/>
+            <w:vAlign w:val="center"/>
+          </w:tcPr>
+          <w:p>
+            <w:r>
+              <w:rPr/>
+              <w:t>√</w:t>
+            </w:r>
+          </w:p>
+        </w:tc>
+        <w:tc>
+          <w:tcPr>
+            <w:tcW w:type="dxa" w:w="1862"/>
+            <w:vAlign w:val="center"/>
+          </w:tcPr>
+          <w:p>
+            <w:r>
+              <w:rPr/>
+              <w:t>√</w:t>
+            </w:r>
+          </w:p>
+        </w:tc>
+      </w:tr>
+      <w:tr>
+        <w:trPr>
+          <w:cantSplit/>
+        </w:trPr>
+        <w:tc>
+          <w:tcPr>
+            <w:tcW w:type="dxa" w:w="3202"/>
+            <w:vAlign w:val="center"/>
+          </w:tcPr>
+          <w:p>
+            <w:r>
+              <w:rPr/>
+              <w:t>发布帖子、参与互动</w:t>
+            </w:r>
+          </w:p>
+        </w:tc>
+        <w:tc>
+          <w:tcPr>
+            <w:tcW w:type="dxa" w:w="1862"/>
+            <w:vAlign w:val="center"/>
+          </w:tcPr>
+          <w:p>
+            <w:r>
+              <w:rPr/>
+              <w:t>√</w:t>
+            </w:r>
+          </w:p>
+        </w:tc>
+        <w:tc>
+          <w:tcPr>
+            <w:tcW w:type="dxa" w:w="1862"/>
+            <w:vAlign w:val="center"/>
+          </w:tcPr>
+          <w:p>
+            <w:r>
+              <w:rPr/>
+              <w:t>√</w:t>
+            </w:r>
+          </w:p>
+        </w:tc>
+        <w:tc>
+          <w:tcPr>
+            <w:tcW w:type="dxa" w:w="1862"/>
+            <w:vAlign w:val="center"/>
+          </w:tcPr>
+          <w:p>
+            <w:r>
+              <w:rPr/>
+              <w:t>√</w:t>
+            </w:r>
+          </w:p>
+        </w:tc>
+      </w:tr>
+      <w:tr>
+        <w:trPr>
+          <w:cantSplit/>
+        </w:trPr>
+        <w:tc>
+          <w:tcPr>
+            <w:tcW w:type="dxa" w:w="3202"/>
+            <w:vAlign w:val="center"/>
+          </w:tcPr>
+          <w:p>
+            <w:r>
+              <w:rPr/>
+              <w:t>举报违规内容</w:t>
+            </w:r>
+          </w:p>
+        </w:tc>
+        <w:tc>
+          <w:tcPr>
+            <w:tcW w:type="dxa" w:w="1862"/>
+            <w:vAlign w:val="center"/>
+          </w:tcPr>
+          <w:p>
+            <w:r>
+              <w:rPr/>
+              <w:t>√</w:t>
+            </w:r>
+          </w:p>
+        </w:tc>
+        <w:tc>
+          <w:tcPr>
+            <w:tcW w:type="dxa" w:w="1862"/>
+            <w:vAlign w:val="center"/>
+          </w:tcPr>
+          <w:p>
+            <w:r>
+              <w:rPr/>
+              <w:t>√</w:t>
+            </w:r>
+          </w:p>
+        </w:tc>
+        <w:tc>
+          <w:tcPr>
+            <w:tcW w:type="dxa" w:w="1862"/>
+            <w:vAlign w:val="center"/>
+          </w:tcPr>
+          <w:p>
+            <w:r>
+              <w:rPr/>
+              <w:t>√</w:t>
+            </w:r>
+          </w:p>
+        </w:tc>
+      </w:tr>
+      <w:tr>
+        <w:trPr>
+          <w:cantSplit/>
+        </w:trPr>
+        <w:tc>
+          <w:tcPr>
+            <w:tcW w:type="dxa" w:w="3202"/>
+            <w:vAlign w:val="center"/>
+          </w:tcPr>
+          <w:p>
+            <w:r>
+              <w:rPr/>
+              <w:t>对违规记录发起申诉</w:t>
+            </w:r>
+          </w:p>
+        </w:tc>
+        <w:tc>
+          <w:tcPr>
+            <w:tcW w:type="dxa" w:w="1862"/>
+            <w:vAlign w:val="center"/>
+          </w:tcPr>
+          <w:p>
+            <w:r>
+              <w:rPr/>
+              <w:t>√</w:t>
+            </w:r>
+          </w:p>
+        </w:tc>
+        <w:tc>
+          <w:tcPr>
+            <w:tcW w:type="dxa" w:w="1862"/>
+            <w:vAlign w:val="center"/>
+          </w:tcPr>
+          <w:p>
+            <w:r>
+              <w:rPr/>
+              <w:t>√</w:t>
+            </w:r>
+          </w:p>
+        </w:tc>
+        <w:tc>
+          <w:tcPr>
+            <w:tcW w:type="dxa" w:w="1862"/>
+            <w:vAlign w:val="center"/>
+          </w:tcPr>
+          <w:p>
+            <w:r>
+              <w:rPr/>
+              <w:t>√</w:t>
+            </w:r>
+          </w:p>
+        </w:tc>
+      </w:tr>
+      <w:tr>
+        <w:trPr>
+          <w:cantSplit/>
+        </w:trPr>
+        <w:tc>
+          <w:tcPr>
+            <w:tcW w:type="dxa" w:w="3202"/>
+            <w:vAlign w:val="center"/>
+          </w:tcPr>
+          <w:p>
+            <w:r>
+              <w:rPr/>
+              <w:t>投诉版主履职</w:t>
+            </w:r>
+          </w:p>
+        </w:tc>
+        <w:tc>
+          <w:tcPr>
+            <w:tcW w:type="dxa" w:w="1862"/>
+            <w:vAlign w:val="center"/>
+          </w:tcPr>
+          <w:p>
+            <w:r>
+              <w:rPr/>
+              <w:t>√</w:t>
+            </w:r>
+          </w:p>
+        </w:tc>
+        <w:tc>
+          <w:tcPr>
+            <w:tcW w:type="dxa" w:w="1862"/>
+            <w:vAlign w:val="center"/>
+          </w:tcPr>
+          <w:p>
+            <w:r>
+              <w:rPr/>
+              <w:t>√</w:t>
+            </w:r>
+          </w:p>
+        </w:tc>
+        <w:tc>
+          <w:tcPr>
+            <w:tcW w:type="dxa" w:w="1862"/>
+            <w:vAlign w:val="center"/>
+          </w:tcPr>
+          <w:p>
+            <w:r>
+              <w:rPr/>
+              <w:t>√</w:t>
+            </w:r>
+          </w:p>
+        </w:tc>
+      </w:tr>
+      <w:tr>
+        <w:trPr>
+          <w:cantSplit/>
+        </w:trPr>
+        <w:tc>
+          <w:tcPr>
+            <w:tcW w:type="dxa" w:w="3202"/>
+            <w:vAlign w:val="center"/>
+          </w:tcPr>
+          <w:p>
+            <w:r>
+              <w:rPr/>
+              <w:t>推荐精华帖、推荐最佳解答</w:t>
+            </w:r>
+          </w:p>
+        </w:tc>
+        <w:tc>
+          <w:tcPr>
+            <w:tcW w:type="dxa" w:w="1862"/>
+            <w:vAlign w:val="center"/>
+          </w:tcPr>
+          <w:p>
+            <w:r>
+              <w:rPr/>
+              <w:t>—</w:t>
+            </w:r>
+          </w:p>
+        </w:tc>
+        <w:tc>
+          <w:tcPr>
+            <w:tcW w:type="dxa" w:w="1862"/>
+            <w:vAlign w:val="center"/>
+          </w:tcPr>
+          <w:p>
+            <w:r>
+              <w:rPr/>
+              <w:t>√（仅推荐）</w:t>
+            </w:r>
+          </w:p>
+        </w:tc>
+        <w:tc>
+          <w:tcPr>
+            <w:tcW w:type="dxa" w:w="1862"/>
+            <w:vAlign w:val="center"/>
+          </w:tcPr>
+          <w:p>
+            <w:r>
+              <w:rPr/>
+              <w:t>√</w:t>
+            </w:r>
+          </w:p>
+        </w:tc>
+      </w:tr>
+      <w:tr>
+        <w:trPr>
+          <w:cantSplit/>
+        </w:trPr>
+        <w:tc>
+          <w:tcPr>
+            <w:tcW w:type="dxa" w:w="3202"/>
+            <w:vAlign w:val="center"/>
+          </w:tcPr>
+          <w:p>
+            <w:r>
+              <w:rPr/>
+              <w:t>帖子审核通过/删除</w:t>
+            </w:r>
+          </w:p>
+        </w:tc>
+        <w:tc>
+          <w:tcPr>
+            <w:tcW w:type="dxa" w:w="1862"/>
+            <w:vAlign w:val="center"/>
+          </w:tcPr>
+          <w:p>
+            <w:r>
+              <w:rPr/>
+              <w:t>—</w:t>
+            </w:r>
+          </w:p>
+        </w:tc>
+        <w:tc>
+          <w:tcPr>
+            <w:tcW w:type="dxa" w:w="1862"/>
+            <w:vAlign w:val="center"/>
+          </w:tcPr>
+          <w:p>
+            <w:r>
+              <w:rPr/>
+              <w:t>—</w:t>
+            </w:r>
+          </w:p>
+        </w:tc>
+        <w:tc>
+          <w:tcPr>
+            <w:tcW w:type="dxa" w:w="1862"/>
+            <w:vAlign w:val="center"/>
+          </w:tcPr>
+          <w:p>
+            <w:r>
+              <w:rPr/>
+              <w:t>√</w:t>
+            </w:r>
+          </w:p>
+        </w:tc>
+      </w:tr>
+      <w:tr>
+        <w:trPr>
+          <w:cantSplit/>
+        </w:trPr>
+        <w:tc>
+          <w:tcPr>
+            <w:tcW w:type="dxa" w:w="3202"/>
+            <w:vAlign w:val="center"/>
+          </w:tcPr>
+          <w:p>
+            <w:r>
+              <w:rPr/>
+              <w:t>精华/采纳审批</w:t>
+            </w:r>
+          </w:p>
+        </w:tc>
+        <w:tc>
+          <w:tcPr>
+            <w:tcW w:type="dxa" w:w="1862"/>
+            <w:vAlign w:val="center"/>
+          </w:tcPr>
+          <w:p>
+            <w:r>
+              <w:rPr/>
+              <w:t>—</w:t>
+            </w:r>
+          </w:p>
+        </w:tc>
+        <w:tc>
+          <w:tcPr>
+            <w:tcW w:type="dxa" w:w="1862"/>
+            <w:vAlign w:val="center"/>
+          </w:tcPr>
+          <w:p>
+            <w:r>
+              <w:rPr/>
+              <w:t>—</w:t>
+            </w:r>
+          </w:p>
+        </w:tc>
+        <w:tc>
+          <w:tcPr>
+            <w:tcW w:type="dxa" w:w="1862"/>
+            <w:vAlign w:val="center"/>
+          </w:tcPr>
+          <w:p>
+            <w:r>
+              <w:rPr/>
+              <w:t>√</w:t>
+            </w:r>
+          </w:p>
+        </w:tc>
+      </w:tr>
+      <w:tr>
+        <w:trPr>
+          <w:cantSplit/>
+        </w:trPr>
+        <w:tc>
+          <w:tcPr>
+            <w:tcW w:type="dxa" w:w="3202"/>
+            <w:vAlign w:val="center"/>
+          </w:tcPr>
+          <w:p>
+            <w:r>
+              <w:rPr/>
+              <w:t>登记违规、取消违规</w:t>
+            </w:r>
+          </w:p>
+        </w:tc>
+        <w:tc>
+          <w:tcPr>
+            <w:tcW w:type="dxa" w:w="1862"/>
+            <w:vAlign w:val="center"/>
+          </w:tcPr>
+          <w:p>
+            <w:r>
+              <w:rPr/>
+              <w:t>—</w:t>
+            </w:r>
+          </w:p>
+        </w:tc>
+        <w:tc>
+          <w:tcPr>
+            <w:tcW w:type="dxa" w:w="1862"/>
+            <w:vAlign w:val="center"/>
+          </w:tcPr>
+          <w:p>
+            <w:r>
+              <w:rPr/>
+              <w:t>—</w:t>
+            </w:r>
+          </w:p>
+        </w:tc>
+        <w:tc>
+          <w:tcPr>
+            <w:tcW w:type="dxa" w:w="1862"/>
+            <w:vAlign w:val="center"/>
+          </w:tcPr>
+          <w:p>
+            <w:r>
+              <w:rPr/>
+              <w:t>√</w:t>
+            </w:r>
+          </w:p>
+        </w:tc>
+      </w:tr>
+      <w:tr>
+        <w:trPr>
+          <w:cantSplit/>
+        </w:trPr>
+        <w:tc>
+          <w:tcPr>
+            <w:tcW w:type="dxa" w:w="3202"/>
+            <w:vAlign w:val="center"/>
+          </w:tcPr>
+          <w:p>
+            <w:r>
+              <w:t>举报审核、申诉审核</w:t>
+            </w:r>
+          </w:p>
+        </w:tc>
+        <w:tc>
+          <w:tcPr>
+            <w:tcW w:type="dxa" w:w="1862"/>
+            <w:vAlign w:val="center"/>
+          </w:tcPr>
+          <w:p>
+            <w:r>
+              <w:t>—</w:t>
+            </w:r>
+          </w:p>
+        </w:tc>
+        <w:tc>
+          <w:tcPr>
+            <w:tcW w:type="dxa" w:w="1862"/>
+            <w:vAlign w:val="center"/>
+          </w:tcPr>
+          <w:p>
+            <w:r>
+              <w:t>—</w:t>
+            </w:r>
+          </w:p>
+        </w:tc>
+        <w:tc>
+          <w:tcPr>
+            <w:tcW w:type="dxa" w:w="1862"/>
+            <w:vAlign w:val="center"/>
+          </w:tcPr>
+          <w:p>
+            <w:r>
+              <w:t>√</w:t>
+            </w:r>
+          </w:p>
+        </w:tc>
+      </w:tr>
+      <w:tr>
+        <w:trPr>
+          <w:cantSplit/>
+        </w:trPr>
+        <w:tc>
+          <w:tcPr>
+            <w:tcW w:type="dxa" w:w="3202"/>
+            <w:vAlign w:val="center"/>
+          </w:tcPr>
+          <w:p>
+            <w:r>
+              <w:t>用户管理、积分调整</w:t>
+            </w:r>
+          </w:p>
+        </w:tc>
+        <w:tc>
+          <w:tcPr>
+            <w:tcW w:type="dxa" w:w="1862"/>
+            <w:vAlign w:val="center"/>
+          </w:tcPr>
+          <w:p>
+            <w:r>
+              <w:t>—</w:t>
+            </w:r>
+          </w:p>
+        </w:tc>
+        <w:tc>
+          <w:tcPr>
+            <w:tcW w:type="dxa" w:w="1862"/>
+            <w:vAlign w:val="center"/>
+          </w:tcPr>
+          <w:p>
+            <w:r>
+              <w:t>—</w:t>
+            </w:r>
+          </w:p>
+        </w:tc>
+        <w:tc>
+          <w:tcPr>
+            <w:tcW w:type="dxa" w:w="1862"/>
+            <w:vAlign w:val="center"/>
+          </w:tcPr>
+          <w:p>
+            <w:r>
+              <w:t>√</w:t>
+            </w:r>
+          </w:p>
+        </w:tc>
+      </w:tr>
+      <w:tr>
+        <w:trPr>
+          <w:cantSplit/>
+        </w:trPr>
+        <w:tc>
+          <w:tcPr>
+            <w:tcW w:type="dxa" w:w="3202"/>
+            <w:vAlign w:val="center"/>
+          </w:tcPr>
+          <w:p>
+            <w:r>
+              <w:t>版主任免、敏感词、系统配置</w:t>
+            </w:r>
+          </w:p>
+        </w:tc>
+        <w:tc>
+          <w:tcPr>
+            <w:tcW w:type="dxa" w:w="1862"/>
+            <w:vAlign w:val="center"/>
+          </w:tcPr>
+          <w:p>
+            <w:r>
+              <w:t>—</w:t>
+            </w:r>
+          </w:p>
+        </w:tc>
+        <w:tc>
+          <w:tcPr>
+            <w:tcW w:type="dxa" w:w="1862"/>
+            <w:vAlign w:val="center"/>
+          </w:tcPr>
+          <w:p>
+            <w:r>
+              <w:t>—</w:t>
+            </w:r>
+          </w:p>
+        </w:tc>
+        <w:tc>
+          <w:tcPr>
+            <w:tcW w:type="dxa" w:w="1862"/>
+            <w:vAlign w:val="center"/>
+          </w:tcPr>
+          <w:p>
+            <w:r>
+              <w:t>√</w:t>
+            </w:r>
+          </w:p>
+        </w:tc>
+      </w:tr>
+    </w:tbl>
+    <w:p>
+      <w:r>
+        <w:rPr>
+          <w:b/>
+        </w:rPr>
+        <w:t>内容治理流程与联动关系</w:t>
+      </w:r>
+    </w:p>
+    <w:p>
+      <w:r>
+        <w:t>举报、违规、申诉三者构成完整的内容治理闭环：用户举报 → 管理员审核举报 → 管理员登记违规扣分 → 用户申诉 → 管理员审核申诉（通过则自动取消违规、回滚扣分、恢复内容）。各环节联动规则如下：</w:t>
+      </w:r>
+    </w:p>
+    <w:p>
+      <w:r>
+        <w:t>举报审核：举报核实通过后，举报人获得积分奖励；同一内容的多名举报人一并奖励。举报被驳回时，管理员可勾选“恶意举报”对举报人扣分。举报审核本身不会自动给被举报者扣分——是否登记违规由管理员在违规管理中独立判断和操作。</w:t>
+      </w:r>
+    </w:p>
+    <w:p>
+      <w:r>
+        <w:t>违规登记：管理员登记违规时，系统自动删除关联内容（帖子/评论/回复）并扣除相应积分；泄露秘密类违规将永久限制发帖，其他类型月度累计扣分超过20分将自动限制发帖7天。违规记录全程留痕。</w:t>
+      </w:r>
+    </w:p>
+    <w:p>
+      <w:r>
+        <w:t>违规取消与申诉：用户对违规有异议可发起申诉。申诉审核通过后，系统自动取消对应违规——回滚扣分、恢复被删除的内容可见性，并在无其他有效违规时解除发帖限制。管理员也可在违规管理中直接取消误判记录，但存在待审申诉时需先处理申诉。</w:t>
+      </w:r>
+    </w:p>
+    <w:p>
       <w:pPr>
         <w:pStyle w:val="1"/>
         <w:rPr>
@@ -3989,6 +4719,67 @@
           <w:lang w:eastAsia="zh-CN"/>
         </w:rPr>
         <w:t>以便下次登录时自动填充；登录成功后进入论坛首页。</w:t>
+      </w:r>
+    </w:p>
+    <w:p>
+      <w:pPr>
+        <w:rPr>
+          <w:lang w:eastAsia="zh-CN"/>
+        </w:rPr>
+      </w:pPr>
+      <w:r>
+        <w:t>登录操作步骤如下：第一步，在浏览器地址栏输入系统地址，进入论坛首页；第二步，点击页面右上角的“登录”按钮，进入登录页面（如图1所示）；第三步，输入管理员分配的账号与密码，如需下次自动填充可勾选“记住我”；第四步，点击“登录”按钮，登录成功后自动进入论坛首页。</w:t>
+      </w:r>
+    </w:p>
+    <w:p>
+      <w:pPr>
+        <w:spacing w:line="240" w:lineRule="auto" w:before="120" w:after="0"/>
+        <w:ind w:firstLine="0"/>
+        <w:jc w:val="center"/>
+      </w:pPr>
+      <w:r>
+        <w:drawing>
+          <wp:inline xmlns:a="http://schemas.openxmlformats.org/drawingml/2006/main" xmlns:pic="http://schemas.openxmlformats.org/drawingml/2006/picture">
+            <wp:extent cx="5040000" cy="3150000"/>
+            <wp:docPr id="1" name="Picture 1"/>
+            <wp:cNvGraphicFramePr>
+              <a:graphicFrameLocks noChangeAspect="1"/>
+            </wp:cNvGraphicFramePr>
+            <a:graphic>
+              <a:graphicData uri="http://schemas.openxmlformats.org/drawingml/2006/picture">
+                <pic:pic>
+                  <pic:nvPicPr>
+                    <pic:cNvPr id="0" name="user-login.png"/>
+                    <pic:cNvPicPr/>
+                  </pic:nvPicPr>
+                  <pic:blipFill>
+                    <a:blip r:embed="rId11"/>
+                    <a:stretch>
+                      <a:fillRect/>
+                    </a:stretch>
+                  </pic:blipFill>
+                  <pic:spPr>
+                    <a:xfrm>
+                      <a:off x="0" y="0"/>
+                      <a:ext cx="5040000" cy="3150000"/>
+                    </a:xfrm>
+                    <a:prstGeom prst="rect"/>
+                  </pic:spPr>
+                </pic:pic>
+              </a:graphicData>
+            </a:graphic>
+          </wp:inline>
+        </w:drawing>
+      </w:r>
+    </w:p>
+    <w:p>
+      <w:pPr>
+        <w:spacing w:before="80" w:after="80"/>
+        <w:ind w:firstLineChars="0" w:firstLine="0"/>
+        <w:jc w:val="center"/>
+      </w:pPr>
+      <w:r>
+        <w:t>图1 用户登录页面</w:t>
       </w:r>
     </w:p>
     <w:p>
@@ -4092,6 +4883,67 @@
     </w:p>
     <w:p>
       <w:pPr>
+        <w:rPr>
+          <w:lang w:eastAsia="zh-CN"/>
+        </w:rPr>
+      </w:pPr>
+      <w:r>
+        <w:t>修改密码的操作步骤如下（页面如图2所示）：第一步，登录后在页面右上角点击头像进入个人中心；第二步，在左侧菜单中点击“密码修改”；第三步，输入当前密码，并按要求设置新密码（6～20位，需包含字母与数字）与确认新密码；第四步，点击“提交修改”，修改成功后使用新密码重新登录。</w:t>
+      </w:r>
+    </w:p>
+    <w:p>
+      <w:pPr>
+        <w:spacing w:line="240" w:lineRule="auto" w:before="120" w:after="0"/>
+        <w:ind w:firstLine="0"/>
+        <w:jc w:val="center"/>
+      </w:pPr>
+      <w:r>
+        <w:drawing>
+          <wp:inline xmlns:a="http://schemas.openxmlformats.org/drawingml/2006/main" xmlns:pic="http://schemas.openxmlformats.org/drawingml/2006/picture">
+            <wp:extent cx="5040000" cy="3150000"/>
+            <wp:docPr id="16" name="Picture 16"/>
+            <wp:cNvGraphicFramePr>
+              <a:graphicFrameLocks noChangeAspect="1"/>
+            </wp:cNvGraphicFramePr>
+            <a:graphic>
+              <a:graphicData uri="http://schemas.openxmlformats.org/drawingml/2006/picture">
+                <pic:pic>
+                  <pic:nvPicPr>
+                    <pic:cNvPr id="0" name="user-userinfo-password.png"/>
+                    <pic:cNvPicPr/>
+                  </pic:nvPicPr>
+                  <pic:blipFill>
+                    <a:blip r:embed="rId26"/>
+                    <a:stretch>
+                      <a:fillRect/>
+                    </a:stretch>
+                  </pic:blipFill>
+                  <pic:spPr>
+                    <a:xfrm>
+                      <a:off x="0" y="0"/>
+                      <a:ext cx="5040000" cy="3150000"/>
+                    </a:xfrm>
+                    <a:prstGeom prst="rect"/>
+                  </pic:spPr>
+                </pic:pic>
+              </a:graphicData>
+            </a:graphic>
+          </wp:inline>
+        </w:drawing>
+      </w:r>
+    </w:p>
+    <w:p>
+      <w:pPr>
+        <w:spacing w:before="80" w:after="80"/>
+        <w:ind w:firstLineChars="0" w:firstLine="0"/>
+        <w:jc w:val="center"/>
+      </w:pPr>
+      <w:r>
+        <w:t>图2 修改密码页面</w:t>
+      </w:r>
+    </w:p>
+    <w:p>
+      <w:pPr>
         <w:pStyle w:val="21"/>
         <w:rPr>
           <w:lang w:eastAsia="zh-CN"/>
@@ -4125,6 +4977,22 @@
           <w:lang w:eastAsia="zh-CN"/>
         </w:rPr>
         <w:t>点击页面右上角的退出按钮，即可结束当前会话。</w:t>
+      </w:r>
+    </w:p>
+    <w:p>
+      <w:pPr>
+        <w:pStyle w:val="21"/>
+      </w:pPr>
+      <w:r>
+        <w:rPr>
+          <w:rFonts w:eastAsia="宋体" w:ascii="Times New Roman" w:hAnsi="Times New Roman"/>
+        </w:rPr>
+        <w:t>2.5 快速上手：3 分钟完成首次发帖</w:t>
+      </w:r>
+    </w:p>
+    <w:p>
+      <w:r>
+        <w:t>完成登录并修改初始密码后，按以下三步即可发布第一条帖子：第一步，点击页面右上角“发布”按钮，进入发帖页面；第二步，输入帖子标题和正文，并选择一个标签；第三步，点击“发布”提交，等待管理员审核通过后即对外展示。详细操作见3.2节。</w:t>
       </w:r>
     </w:p>
     <w:p>
@@ -4268,28 +5136,9 @@
     </w:p>
     <w:p>
       <w:pPr>
-        <w:pStyle w:val="21"/>
-      </w:pPr>
-      <w:bookmarkStart w:id="11" w:name="_Toc242779967"/>
-      <w:r>
-        <w:rPr>
-          <w:rFonts w:ascii="Times New Roman" w:eastAsia="SimHei" w:hAnsi="Times New Roman"/>
-        </w:rPr>
-        <w:t xml:space="preserve">3.2 </w:t>
-      </w:r>
-      <w:r>
-        <w:rPr>
-          <w:rFonts w:ascii="Times New Roman" w:eastAsia="SimHei" w:hAnsi="Times New Roman"/>
-        </w:rPr>
-        <w:t>发布帖子</w:t>
-      </w:r>
-      <w:bookmarkEnd w:id="11"/>
-    </w:p>
-    <w:p>
-      <w:pPr>
         <w:numPr>
           <w:ilvl w:val="0"/>
-          <w:numId w:val="16"/>
+          <w:numId w:val="15"/>
         </w:numPr>
         <w:ind w:left="14" w:firstLineChars="0" w:firstLine="0"/>
         <w:rPr>
@@ -4297,391 +5146,48 @@
         </w:rPr>
       </w:pPr>
       <w:r>
-        <w:rPr>
-          <w:lang w:eastAsia="zh-CN"/>
-        </w:rPr>
-        <w:t>进入发帖：登录后点击</w:t>
-      </w:r>
-      <w:r>
-        <w:rPr>
-          <w:lang w:eastAsia="zh-CN"/>
-        </w:rPr>
-        <w:t>“</w:t>
-      </w:r>
-      <w:r>
-        <w:rPr>
-          <w:lang w:eastAsia="zh-CN"/>
-        </w:rPr>
-        <w:t>发布</w:t>
-      </w:r>
-      <w:r>
-        <w:rPr>
-          <w:lang w:eastAsia="zh-CN"/>
-        </w:rPr>
-        <w:t>”</w:t>
-      </w:r>
-      <w:r>
-        <w:rPr>
-          <w:lang w:eastAsia="zh-CN"/>
-        </w:rPr>
-        <w:t>进入发帖页面。</w:t>
-      </w:r>
-    </w:p>
-    <w:p>
-      <w:pPr>
-        <w:numPr>
-          <w:ilvl w:val="0"/>
-          <w:numId w:val="17"/>
-        </w:numPr>
-        <w:ind w:firstLineChars="0"/>
-        <w:rPr>
-          <w:lang w:eastAsia="zh-CN"/>
-        </w:rPr>
-      </w:pPr>
-      <w:r>
-        <w:rPr>
-          <w:lang w:eastAsia="zh-CN"/>
-        </w:rPr>
-        <w:t>填写内容：输入帖子标题与正文；正文支持加粗、斜体、删除线、标题、引用、代码、列表、链接等格式。</w:t>
-      </w:r>
-    </w:p>
-    <w:p>
-      <w:pPr>
-        <w:numPr>
-          <w:ilvl w:val="0"/>
-          <w:numId w:val="18"/>
-        </w:numPr>
-        <w:ind w:firstLineChars="0"/>
-        <w:rPr>
-          <w:lang w:eastAsia="zh-CN"/>
-        </w:rPr>
-      </w:pPr>
-      <w:r>
-        <w:rPr>
-          <w:lang w:eastAsia="zh-CN"/>
-        </w:rPr>
-        <w:t>选择标签：为帖子选择一个标签（如问题求助、建议反馈等），便于分类与检索。</w:t>
-      </w:r>
-    </w:p>
-    <w:p>
-      <w:pPr>
-        <w:numPr>
-          <w:ilvl w:val="0"/>
-          <w:numId w:val="19"/>
-        </w:numPr>
-        <w:ind w:firstLineChars="0"/>
-        <w:rPr>
-          <w:lang w:eastAsia="zh-CN"/>
-        </w:rPr>
-      </w:pPr>
-      <w:r>
-        <w:rPr>
-          <w:lang w:eastAsia="zh-CN"/>
-        </w:rPr>
-        <w:t>提交与审核：提交后帖子进入待审核状态，经管理员审核通过后对外展示；内容命中敏感词时将被拦截或按规则处理。</w:t>
-      </w:r>
-    </w:p>
-    <w:p>
-      <w:pPr>
-        <w:pStyle w:val="21"/>
-        <w:rPr>
-          <w:lang w:eastAsia="zh-CN"/>
-        </w:rPr>
-      </w:pPr>
-      <w:bookmarkStart w:id="12" w:name="_Toc242779968"/>
-      <w:r>
-        <w:rPr>
-          <w:rFonts w:ascii="Times New Roman" w:eastAsia="SimHei" w:hAnsi="Times New Roman"/>
-          <w:lang w:eastAsia="zh-CN"/>
-        </w:rPr>
-        <w:t xml:space="preserve">3.3 </w:t>
-      </w:r>
-      <w:r>
-        <w:rPr>
-          <w:rFonts w:ascii="Times New Roman" w:eastAsia="SimHei" w:hAnsi="Times New Roman"/>
-          <w:lang w:eastAsia="zh-CN"/>
-        </w:rPr>
-        <w:t>帖子浏览与互动</w:t>
-      </w:r>
-      <w:bookmarkEnd w:id="12"/>
-    </w:p>
-    <w:p>
-      <w:pPr>
-        <w:pStyle w:val="31"/>
-        <w:rPr>
-          <w:lang w:eastAsia="zh-CN"/>
-        </w:rPr>
-      </w:pPr>
-      <w:r>
-        <w:rPr>
-          <w:rFonts w:ascii="Times New Roman" w:eastAsia="SimHei" w:hAnsi="Times New Roman"/>
-          <w:lang w:eastAsia="zh-CN"/>
-        </w:rPr>
-        <w:t xml:space="preserve">3.3.1 </w:t>
-      </w:r>
-      <w:r>
-        <w:rPr>
-          <w:rFonts w:ascii="Times New Roman" w:eastAsia="SimHei" w:hAnsi="Times New Roman"/>
-          <w:lang w:eastAsia="zh-CN"/>
-        </w:rPr>
-        <w:t>查看帖子详情</w:t>
-      </w:r>
-    </w:p>
-    <w:p>
-      <w:pPr>
-        <w:rPr>
-          <w:lang w:eastAsia="zh-CN"/>
-        </w:rPr>
-      </w:pPr>
-      <w:r>
-        <w:rPr>
-          <w:lang w:eastAsia="zh-CN"/>
-        </w:rPr>
-        <w:t>点击帖子标题进入详情页，可查看帖子正文、评论与回复内容。</w:t>
-      </w:r>
-    </w:p>
-    <w:p>
-      <w:pPr>
-        <w:pStyle w:val="31"/>
-        <w:rPr>
-          <w:lang w:eastAsia="zh-CN"/>
-        </w:rPr>
-      </w:pPr>
-      <w:r>
-        <w:rPr>
-          <w:rFonts w:ascii="Times New Roman" w:eastAsia="SimHei" w:hAnsi="Times New Roman"/>
-          <w:lang w:eastAsia="zh-CN"/>
-        </w:rPr>
-        <w:lastRenderedPageBreak/>
-        <w:t xml:space="preserve">3.3.2 </w:t>
-      </w:r>
-      <w:r>
-        <w:rPr>
-          <w:rFonts w:ascii="Times New Roman" w:eastAsia="SimHei" w:hAnsi="Times New Roman"/>
-          <w:lang w:eastAsia="zh-CN"/>
-        </w:rPr>
-        <w:t>评论与回复</w:t>
-      </w:r>
-    </w:p>
-    <w:p>
-      <w:pPr>
-        <w:rPr>
-          <w:lang w:eastAsia="zh-CN"/>
-        </w:rPr>
-      </w:pPr>
-      <w:r>
-        <w:rPr>
-          <w:lang w:eastAsia="zh-CN"/>
-        </w:rPr>
-        <w:t>登录用户可在帖子下方发表评论，也可对已有评论进行回复，参与话题讨论。</w:t>
-      </w:r>
-    </w:p>
-    <w:p>
-      <w:pPr>
-        <w:pStyle w:val="31"/>
-        <w:rPr>
-          <w:lang w:eastAsia="zh-CN"/>
-        </w:rPr>
-      </w:pPr>
-      <w:r>
-        <w:rPr>
-          <w:rFonts w:ascii="Times New Roman" w:eastAsia="SimHei" w:hAnsi="Times New Roman"/>
-          <w:lang w:eastAsia="zh-CN"/>
-        </w:rPr>
-        <w:t xml:space="preserve">3.3.3 </w:t>
-      </w:r>
-      <w:r>
-        <w:rPr>
-          <w:rFonts w:ascii="Times New Roman" w:eastAsia="SimHei" w:hAnsi="Times New Roman"/>
-          <w:lang w:eastAsia="zh-CN"/>
-        </w:rPr>
-        <w:t>点赞与收藏</w:t>
-      </w:r>
-    </w:p>
-    <w:p>
-      <w:pPr>
-        <w:rPr>
-          <w:lang w:eastAsia="zh-CN"/>
-        </w:rPr>
-      </w:pPr>
-      <w:r>
-        <w:rPr>
-          <w:lang w:eastAsia="zh-CN"/>
-        </w:rPr>
-        <w:t>可对感兴趣的帖子进行点赞或收藏，收藏后便于后续快速查阅。</w:t>
-      </w:r>
-    </w:p>
-    <w:p>
-      <w:pPr>
-        <w:pStyle w:val="31"/>
-        <w:rPr>
-          <w:lang w:eastAsia="zh-CN"/>
-        </w:rPr>
-      </w:pPr>
-      <w:r>
-        <w:rPr>
-          <w:rFonts w:ascii="Times New Roman" w:eastAsia="SimHei" w:hAnsi="Times New Roman"/>
-          <w:lang w:eastAsia="zh-CN"/>
-        </w:rPr>
-        <w:t xml:space="preserve">3.3.4 </w:t>
-      </w:r>
-      <w:r>
-        <w:rPr>
-          <w:rFonts w:ascii="Times New Roman" w:eastAsia="SimHei" w:hAnsi="Times New Roman"/>
-          <w:lang w:eastAsia="zh-CN"/>
-        </w:rPr>
-        <w:t>举报</w:t>
-      </w:r>
-    </w:p>
-    <w:p>
-      <w:pPr>
-        <w:rPr>
-          <w:lang w:eastAsia="zh-CN"/>
-        </w:rPr>
-      </w:pPr>
-      <w:r>
-        <w:rPr>
-          <w:lang w:eastAsia="zh-CN"/>
-        </w:rPr>
-        <w:t>发现违规内容时，可点击</w:t>
-      </w:r>
-      <w:r>
-        <w:rPr>
-          <w:lang w:eastAsia="zh-CN"/>
-        </w:rPr>
-        <w:t>“</w:t>
-      </w:r>
-      <w:r>
-        <w:rPr>
-          <w:lang w:eastAsia="zh-CN"/>
-        </w:rPr>
-        <w:t>举报</w:t>
-      </w:r>
-      <w:r>
-        <w:rPr>
-          <w:lang w:eastAsia="zh-CN"/>
-        </w:rPr>
-        <w:t>”</w:t>
-      </w:r>
-      <w:r>
-        <w:rPr>
-          <w:lang w:eastAsia="zh-CN"/>
-        </w:rPr>
-        <w:t>按钮并填写举报理由提交。同一内容请勿重复举报，系统会在提交前提示已举报的状态。举报提交后，管理员会尽快核实处理。</w:t>
-      </w:r>
-    </w:p>
-    <w:p>
-      <w:pPr>
-        <w:pStyle w:val="21"/>
-        <w:rPr>
-          <w:lang w:eastAsia="zh-CN"/>
-        </w:rPr>
-      </w:pPr>
-      <w:bookmarkStart w:id="13" w:name="_Toc242779969"/>
-      <w:r>
-        <w:rPr>
-          <w:rFonts w:ascii="Times New Roman" w:eastAsia="SimHei" w:hAnsi="Times New Roman"/>
-          <w:lang w:eastAsia="zh-CN"/>
-        </w:rPr>
-        <w:t xml:space="preserve">3.4 </w:t>
-      </w:r>
-      <w:r>
-        <w:rPr>
-          <w:rFonts w:ascii="Times New Roman" w:eastAsia="SimHei" w:hAnsi="Times New Roman"/>
-          <w:lang w:eastAsia="zh-CN"/>
-        </w:rPr>
-        <w:t>精华帖</w:t>
-      </w:r>
-      <w:bookmarkEnd w:id="13"/>
-    </w:p>
-    <w:p>
-      <w:pPr>
-        <w:rPr>
-          <w:lang w:eastAsia="zh-CN"/>
-        </w:rPr>
-      </w:pPr>
-      <w:r>
-        <w:rPr>
-          <w:lang w:eastAsia="zh-CN"/>
-        </w:rPr>
-        <w:t>“</w:t>
-      </w:r>
-      <w:r>
-        <w:rPr>
-          <w:lang w:eastAsia="zh-CN"/>
-        </w:rPr>
-        <w:t>精华帖</w:t>
-      </w:r>
-      <w:r>
-        <w:rPr>
-          <w:lang w:eastAsia="zh-CN"/>
-        </w:rPr>
-        <w:t>”</w:t>
-      </w:r>
-      <w:r>
-        <w:rPr>
-          <w:lang w:eastAsia="zh-CN"/>
-        </w:rPr>
-        <w:t>页面集中展示管理员评定为精华的优质内容，便于快速浏览高价值信息。</w:t>
-      </w:r>
-    </w:p>
-    <w:p>
-      <w:pPr>
-        <w:pStyle w:val="21"/>
-        <w:rPr>
-          <w:lang w:eastAsia="zh-CN"/>
-        </w:rPr>
-      </w:pPr>
-      <w:bookmarkStart w:id="14" w:name="_Toc242779970"/>
-      <w:r>
-        <w:rPr>
-          <w:rFonts w:ascii="Times New Roman" w:eastAsia="SimHei" w:hAnsi="Times New Roman"/>
-          <w:lang w:eastAsia="zh-CN"/>
-        </w:rPr>
-        <w:t xml:space="preserve">3.5 </w:t>
-      </w:r>
-      <w:r>
-        <w:rPr>
-          <w:rFonts w:ascii="Times New Roman" w:eastAsia="SimHei" w:hAnsi="Times New Roman"/>
-          <w:lang w:eastAsia="zh-CN"/>
-        </w:rPr>
-        <w:t>积分体系</w:t>
-      </w:r>
-      <w:bookmarkEnd w:id="14"/>
-    </w:p>
-    <w:p>
-      <w:pPr>
-        <w:pStyle w:val="31"/>
-        <w:rPr>
-          <w:lang w:eastAsia="zh-CN"/>
-        </w:rPr>
-      </w:pPr>
-      <w:r>
-        <w:rPr>
-          <w:rFonts w:ascii="Times New Roman" w:eastAsia="SimHei" w:hAnsi="Times New Roman"/>
-          <w:lang w:eastAsia="zh-CN"/>
-        </w:rPr>
-        <w:t xml:space="preserve">3.5.1 </w:t>
-      </w:r>
-      <w:r>
-        <w:rPr>
-          <w:rFonts w:ascii="Times New Roman" w:eastAsia="SimHei" w:hAnsi="Times New Roman"/>
-          <w:lang w:eastAsia="zh-CN"/>
-        </w:rPr>
-        <w:t>积分规则</w:t>
-      </w:r>
-    </w:p>
-    <w:p>
-      <w:pPr>
-        <w:rPr>
-          <w:lang w:eastAsia="zh-CN"/>
-        </w:rPr>
-      </w:pPr>
-      <w:r>
-        <w:rPr>
-          <w:lang w:eastAsia="zh-CN"/>
-        </w:rPr>
-        <w:t>用户参与论坛活动可获得或扣除积分。默认积分规则如下，具体分值以系统配置为准：</w:t>
+        <w:t>论坛首页整体布局如图3所示：顶部为导航栏（论坛、精华帖、排行榜）、搜索框与“发布”“登录”入口；中部为帖子列表，帖子卡片展示标题、作者、标签、阅读量与评论数；左侧为标签分类（电费、技术交流、问题求助、建议反馈等）；右侧为热榜。</w:t>
+      </w:r>
+    </w:p>
+    <w:p>
+      <w:pPr>
+        <w:spacing w:line="240" w:lineRule="auto" w:before="120" w:after="0"/>
+        <w:ind w:firstLine="0"/>
+        <w:jc w:val="center"/>
+      </w:pPr>
+      <w:r>
+        <w:drawing>
+          <wp:inline xmlns:a="http://schemas.openxmlformats.org/drawingml/2006/main" xmlns:pic="http://schemas.openxmlformats.org/drawingml/2006/picture">
+            <wp:extent cx="5040000" cy="3150000"/>
+            <wp:docPr id="2" name="Picture 2"/>
+            <wp:cNvGraphicFramePr>
+              <a:graphicFrameLocks noChangeAspect="1"/>
+            </wp:cNvGraphicFramePr>
+            <a:graphic>
+              <a:graphicData uri="http://schemas.openxmlformats.org/drawingml/2006/picture">
+                <pic:pic>
+                  <pic:nvPicPr>
+                    <pic:cNvPr id="0" name="user-forum.png"/>
+                    <pic:cNvPicPr/>
+                  </pic:nvPicPr>
+                  <pic:blipFill>
+                    <a:blip r:embed="rId12"/>
+                    <a:stretch>
+                      <a:fillRect/>
+                    </a:stretch>
+                  </pic:blipFill>
+                  <pic:spPr>
+                    <a:xfrm>
+                      <a:off x="0" y="0"/>
+                      <a:ext cx="5040000" cy="3150000"/>
+                    </a:xfrm>
+                    <a:prstGeom prst="rect"/>
+                  </pic:spPr>
+                </pic:pic>
+              </a:graphicData>
+            </a:graphic>
+          </wp:inline>
+        </w:drawing>
       </w:r>
     </w:p>
     <w:p>
@@ -4689,6 +5195,618 @@
         <w:spacing w:before="80" w:after="80"/>
         <w:ind w:firstLineChars="0" w:firstLine="0"/>
         <w:jc w:val="center"/>
+      </w:pPr>
+      <w:r>
+        <w:t>图3 论坛首页</w:t>
+      </w:r>
+    </w:p>
+    <w:p>
+      <w:pPr>
+        <w:pStyle w:val="21"/>
+      </w:pPr>
+      <w:bookmarkStart w:id="11" w:name="_Toc242779967"/>
+      <w:r>
+        <w:rPr>
+          <w:rFonts w:ascii="Times New Roman" w:eastAsia="SimHei" w:hAnsi="Times New Roman"/>
+        </w:rPr>
+        <w:t xml:space="preserve">3.2 </w:t>
+      </w:r>
+      <w:r>
+        <w:rPr>
+          <w:rFonts w:ascii="Times New Roman" w:eastAsia="SimHei" w:hAnsi="Times New Roman"/>
+        </w:rPr>
+        <w:t>发布帖子</w:t>
+      </w:r>
+      <w:bookmarkEnd w:id="11"/>
+    </w:p>
+    <w:p>
+      <w:pPr>
+        <w:numPr>
+          <w:ilvl w:val="0"/>
+          <w:numId w:val="10"/>
+        </w:numPr>
+        <w:ind w:left="14" w:firstLineChars="0" w:firstLine="0"/>
+        <w:rPr>
+          <w:lang w:eastAsia="zh-CN"/>
+        </w:rPr>
+      </w:pPr>
+      <w:r>
+        <w:rPr>
+          <w:lang w:eastAsia="zh-CN"/>
+        </w:rPr>
+        <w:t>进入发帖：登录后点击</w:t>
+      </w:r>
+      <w:r>
+        <w:rPr>
+          <w:lang w:eastAsia="zh-CN"/>
+        </w:rPr>
+        <w:t>“</w:t>
+      </w:r>
+      <w:r>
+        <w:rPr>
+          <w:lang w:eastAsia="zh-CN"/>
+        </w:rPr>
+        <w:t>发布</w:t>
+      </w:r>
+      <w:r>
+        <w:rPr>
+          <w:lang w:eastAsia="zh-CN"/>
+        </w:rPr>
+        <w:t>”</w:t>
+      </w:r>
+      <w:r>
+        <w:rPr>
+          <w:lang w:eastAsia="zh-CN"/>
+        </w:rPr>
+        <w:t>进入发帖页面。</w:t>
+      </w:r>
+    </w:p>
+    <w:p>
+      <w:pPr>
+        <w:numPr>
+          <w:ilvl w:val="0"/>
+          <w:numId w:val="10"/>
+        </w:numPr>
+        <w:ind w:firstLineChars="0"/>
+        <w:rPr>
+          <w:lang w:eastAsia="zh-CN"/>
+        </w:rPr>
+      </w:pPr>
+      <w:r>
+        <w:rPr>
+          <w:lang w:eastAsia="zh-CN"/>
+        </w:rPr>
+        <w:t>填写内容：输入帖子标题与正文；正文支持加粗、斜体、删除线、标题、引用、代码、列表、链接等格式。</w:t>
+      </w:r>
+    </w:p>
+    <w:p>
+      <w:pPr>
+        <w:numPr>
+          <w:ilvl w:val="0"/>
+          <w:numId w:val="10"/>
+        </w:numPr>
+        <w:ind w:firstLineChars="0"/>
+        <w:rPr>
+          <w:lang w:eastAsia="zh-CN"/>
+        </w:rPr>
+      </w:pPr>
+      <w:r>
+        <w:rPr>
+          <w:lang w:eastAsia="zh-CN"/>
+        </w:rPr>
+        <w:t>选择标签：为帖子选择一个标签（如问题求助、建议反馈等），便于分类与检索。</w:t>
+      </w:r>
+    </w:p>
+    <w:p>
+      <w:pPr>
+        <w:numPr>
+          <w:ilvl w:val="0"/>
+          <w:numId w:val="10"/>
+        </w:numPr>
+        <w:ind w:firstLineChars="0"/>
+        <w:rPr>
+          <w:lang w:eastAsia="zh-CN"/>
+        </w:rPr>
+      </w:pPr>
+      <w:r>
+        <w:rPr>
+          <w:lang w:eastAsia="zh-CN"/>
+        </w:rPr>
+        <w:t>提交与审核：提交后帖子进入待审核状态，经管理员审核通过后对外展示；内容命中敏感词时将被拦截或按规则处理。</w:t>
+      </w:r>
+    </w:p>
+    <w:p>
+      <w:pPr>
+        <w:ind w:firstLineChars="0"/>
+        <w:rPr>
+          <w:lang w:eastAsia="zh-CN"/>
+        </w:rPr>
+      </w:pPr>
+      <w:r>
+        <w:t>发布帖子的操作步骤如下（界面如图4所示）：第一步，登录后点击页面右上角“发布”按钮，进入发帖页面；第二步，输入帖子标题；第三步，在编辑区输入正文，可借助工具栏使用加粗、斜体、标题、引用、代码、列表、链接等格式；第四步，为帖子选择一个标签（如电费、技术交流、问题求助、建议反馈等）；第五步，点击“发布”提交。</w:t>
+      </w:r>
+    </w:p>
+    <w:p>
+      <w:pPr>
+        <w:spacing w:line="240" w:lineRule="auto" w:before="120" w:after="0"/>
+        <w:ind w:firstLine="0"/>
+        <w:jc w:val="center"/>
+      </w:pPr>
+      <w:r>
+        <w:drawing>
+          <wp:inline xmlns:a="http://schemas.openxmlformats.org/drawingml/2006/main" xmlns:pic="http://schemas.openxmlformats.org/drawingml/2006/picture">
+            <wp:extent cx="5040000" cy="3150000"/>
+            <wp:docPr id="3" name="Picture 3"/>
+            <wp:cNvGraphicFramePr>
+              <a:graphicFrameLocks noChangeAspect="1"/>
+            </wp:cNvGraphicFramePr>
+            <a:graphic>
+              <a:graphicData uri="http://schemas.openxmlformats.org/drawingml/2006/picture">
+                <pic:pic>
+                  <pic:nvPicPr>
+                    <pic:cNvPr id="0" name="user-write.png"/>
+                    <pic:cNvPicPr/>
+                  </pic:nvPicPr>
+                  <pic:blipFill>
+                    <a:blip r:embed="rId13"/>
+                    <a:stretch>
+                      <a:fillRect/>
+                    </a:stretch>
+                  </pic:blipFill>
+                  <pic:spPr>
+                    <a:xfrm>
+                      <a:off x="0" y="0"/>
+                      <a:ext cx="5040000" cy="3150000"/>
+                    </a:xfrm>
+                    <a:prstGeom prst="rect"/>
+                  </pic:spPr>
+                </pic:pic>
+              </a:graphicData>
+            </a:graphic>
+          </wp:inline>
+        </w:drawing>
+      </w:r>
+    </w:p>
+    <w:p>
+      <w:pPr>
+        <w:spacing w:before="80" w:after="80"/>
+        <w:ind w:firstLineChars="0" w:firstLine="0"/>
+        <w:jc w:val="center"/>
+      </w:pPr>
+      <w:r>
+        <w:t>图4 发布帖子页面</w:t>
+      </w:r>
+    </w:p>
+    <w:p>
+      <w:pPr>
+        <w:pStyle w:val="21"/>
+        <w:rPr>
+          <w:lang w:eastAsia="zh-CN"/>
+        </w:rPr>
+      </w:pPr>
+      <w:bookmarkStart w:id="12" w:name="_Toc242779968"/>
+      <w:r>
+        <w:rPr>
+          <w:rFonts w:ascii="Times New Roman" w:eastAsia="SimHei" w:hAnsi="Times New Roman"/>
+          <w:lang w:eastAsia="zh-CN"/>
+        </w:rPr>
+        <w:t xml:space="preserve">3.3 </w:t>
+      </w:r>
+      <w:r>
+        <w:rPr>
+          <w:rFonts w:ascii="Times New Roman" w:eastAsia="SimHei" w:hAnsi="Times New Roman"/>
+          <w:lang w:eastAsia="zh-CN"/>
+        </w:rPr>
+        <w:t>帖子浏览与互动</w:t>
+      </w:r>
+      <w:bookmarkEnd w:id="12"/>
+    </w:p>
+    <w:p>
+      <w:pPr>
+        <w:pStyle w:val="31"/>
+        <w:rPr>
+          <w:lang w:eastAsia="zh-CN"/>
+        </w:rPr>
+      </w:pPr>
+      <w:r>
+        <w:rPr>
+          <w:rFonts w:ascii="Times New Roman" w:eastAsia="SimHei" w:hAnsi="Times New Roman"/>
+          <w:lang w:eastAsia="zh-CN"/>
+        </w:rPr>
+        <w:t xml:space="preserve">3.3.1 </w:t>
+      </w:r>
+      <w:r>
+        <w:rPr>
+          <w:rFonts w:ascii="Times New Roman" w:eastAsia="SimHei" w:hAnsi="Times New Roman"/>
+          <w:lang w:eastAsia="zh-CN"/>
+        </w:rPr>
+        <w:t>查看帖子详情</w:t>
+      </w:r>
+    </w:p>
+    <w:p>
+      <w:pPr>
+        <w:rPr>
+          <w:lang w:eastAsia="zh-CN"/>
+        </w:rPr>
+      </w:pPr>
+      <w:r>
+        <w:rPr>
+          <w:lang w:eastAsia="zh-CN"/>
+        </w:rPr>
+        <w:t>点击帖子标题进入详情页，可查看帖子正文、评论与回复内容。</w:t>
+      </w:r>
+    </w:p>
+    <w:p>
+      <w:pPr>
+        <w:rPr>
+          <w:lang w:eastAsia="zh-CN"/>
+        </w:rPr>
+      </w:pPr>
+      <w:r>
+        <w:t>帖子详情页如图5所示：可查看帖子正文、附件与评论内容；在页面下方的评论输入框输入内容后点击“发表评论”，即可参与话题讨论。</w:t>
+      </w:r>
+    </w:p>
+    <w:p>
+      <w:pPr>
+        <w:spacing w:line="240" w:lineRule="auto" w:before="120" w:after="0"/>
+        <w:ind w:firstLine="0"/>
+        <w:jc w:val="center"/>
+      </w:pPr>
+      <w:r>
+        <w:drawing>
+          <wp:inline xmlns:a="http://schemas.openxmlformats.org/drawingml/2006/main" xmlns:pic="http://schemas.openxmlformats.org/drawingml/2006/picture">
+            <wp:extent cx="5040000" cy="3150000"/>
+            <wp:docPr id="4" name="Picture 4"/>
+            <wp:cNvGraphicFramePr>
+              <a:graphicFrameLocks noChangeAspect="1"/>
+            </wp:cNvGraphicFramePr>
+            <a:graphic>
+              <a:graphicData uri="http://schemas.openxmlformats.org/drawingml/2006/picture">
+                <pic:pic>
+                  <pic:nvPicPr>
+                    <pic:cNvPr id="0" name="user-article-detail.png"/>
+                    <pic:cNvPicPr/>
+                  </pic:nvPicPr>
+                  <pic:blipFill>
+                    <a:blip r:embed="rId14"/>
+                    <a:stretch>
+                      <a:fillRect/>
+                    </a:stretch>
+                  </pic:blipFill>
+                  <pic:spPr>
+                    <a:xfrm>
+                      <a:off x="0" y="0"/>
+                      <a:ext cx="5040000" cy="3150000"/>
+                    </a:xfrm>
+                    <a:prstGeom prst="rect"/>
+                  </pic:spPr>
+                </pic:pic>
+              </a:graphicData>
+            </a:graphic>
+          </wp:inline>
+        </w:drawing>
+      </w:r>
+    </w:p>
+    <w:p>
+      <w:pPr>
+        <w:spacing w:before="80" w:after="80"/>
+        <w:ind w:firstLineChars="0" w:firstLine="0"/>
+        <w:jc w:val="center"/>
+      </w:pPr>
+      <w:r>
+        <w:t>图5 帖子详情与评论页面</w:t>
+      </w:r>
+    </w:p>
+    <w:p>
+      <w:pPr>
+        <w:pStyle w:val="31"/>
+        <w:rPr>
+          <w:lang w:eastAsia="zh-CN"/>
+        </w:rPr>
+      </w:pPr>
+      <w:r>
+        <w:rPr>
+          <w:rFonts w:ascii="Times New Roman" w:eastAsia="SimHei" w:hAnsi="Times New Roman"/>
+          <w:lang w:eastAsia="zh-CN"/>
+        </w:rPr>
+        <w:lastRenderedPageBreak/>
+        <w:t xml:space="preserve">3.3.2 </w:t>
+      </w:r>
+      <w:r>
+        <w:rPr>
+          <w:rFonts w:ascii="Times New Roman" w:eastAsia="SimHei" w:hAnsi="Times New Roman"/>
+          <w:lang w:eastAsia="zh-CN"/>
+        </w:rPr>
+        <w:t>评论与回复</w:t>
+      </w:r>
+    </w:p>
+    <w:p>
+      <w:pPr>
+        <w:rPr>
+          <w:lang w:eastAsia="zh-CN"/>
+        </w:rPr>
+      </w:pPr>
+      <w:r>
+        <w:rPr>
+          <w:lang w:eastAsia="zh-CN"/>
+        </w:rPr>
+        <w:t>登录用户可在帖子下方发表评论，也可对已有评论进行回复，参与话题讨论。</w:t>
+      </w:r>
+    </w:p>
+    <w:p>
+      <w:pPr>
+        <w:pStyle w:val="31"/>
+        <w:rPr>
+          <w:lang w:eastAsia="zh-CN"/>
+        </w:rPr>
+      </w:pPr>
+      <w:r>
+        <w:rPr>
+          <w:rFonts w:ascii="Times New Roman" w:eastAsia="SimHei" w:hAnsi="Times New Roman"/>
+          <w:lang w:eastAsia="zh-CN"/>
+        </w:rPr>
+        <w:t xml:space="preserve">3.3.3 </w:t>
+      </w:r>
+      <w:r>
+        <w:rPr>
+          <w:rFonts w:ascii="Times New Roman" w:eastAsia="SimHei" w:hAnsi="Times New Roman"/>
+          <w:lang w:eastAsia="zh-CN"/>
+        </w:rPr>
+        <w:t>点赞与收藏</w:t>
+      </w:r>
+    </w:p>
+    <w:p>
+      <w:pPr>
+        <w:rPr>
+          <w:lang w:eastAsia="zh-CN"/>
+        </w:rPr>
+      </w:pPr>
+      <w:r>
+        <w:rPr>
+          <w:lang w:eastAsia="zh-CN"/>
+        </w:rPr>
+        <w:t>可对感兴趣的帖子进行点赞或收藏，收藏后便于后续快速查阅。</w:t>
+      </w:r>
+    </w:p>
+    <w:p>
+      <w:pPr>
+        <w:pStyle w:val="31"/>
+        <w:rPr>
+          <w:lang w:eastAsia="zh-CN"/>
+        </w:rPr>
+      </w:pPr>
+      <w:r>
+        <w:rPr>
+          <w:rFonts w:ascii="Times New Roman" w:eastAsia="SimHei" w:hAnsi="Times New Roman"/>
+          <w:lang w:eastAsia="zh-CN"/>
+        </w:rPr>
+        <w:t xml:space="preserve">3.3.4 </w:t>
+      </w:r>
+      <w:r>
+        <w:rPr>
+          <w:rFonts w:ascii="Times New Roman" w:eastAsia="SimHei" w:hAnsi="Times New Roman"/>
+          <w:lang w:eastAsia="zh-CN"/>
+        </w:rPr>
+        <w:t>举报</w:t>
+      </w:r>
+    </w:p>
+    <w:p>
+      <w:pPr>
+        <w:rPr>
+          <w:lang w:eastAsia="zh-CN"/>
+        </w:rPr>
+      </w:pPr>
+      <w:r>
+        <w:rPr>
+          <w:lang w:eastAsia="zh-CN"/>
+        </w:rPr>
+        <w:t>发现违规内容时，可点击</w:t>
+      </w:r>
+      <w:r>
+        <w:rPr>
+          <w:lang w:eastAsia="zh-CN"/>
+        </w:rPr>
+        <w:t>“</w:t>
+      </w:r>
+      <w:r>
+        <w:rPr>
+          <w:lang w:eastAsia="zh-CN"/>
+        </w:rPr>
+        <w:t>举报</w:t>
+      </w:r>
+      <w:r>
+        <w:rPr>
+          <w:lang w:eastAsia="zh-CN"/>
+        </w:rPr>
+        <w:t>”</w:t>
+      </w:r>
+      <w:r>
+        <w:rPr>
+          <w:lang w:eastAsia="zh-CN"/>
+        </w:rPr>
+        <w:t>按钮并填写举报理由提交。同一内容请勿重复举报，系统会在提交前提示已举报的状态。举报提交后，管理员会尽快核实处理。</w:t>
+      </w:r>
+    </w:p>
+    <w:p>
+      <w:pPr>
+        <w:pStyle w:val="21"/>
+        <w:rPr>
+          <w:lang w:eastAsia="zh-CN"/>
+        </w:rPr>
+      </w:pPr>
+      <w:bookmarkStart w:id="13" w:name="_Toc242779969"/>
+      <w:r>
+        <w:rPr>
+          <w:rFonts w:ascii="Times New Roman" w:eastAsia="SimHei" w:hAnsi="Times New Roman"/>
+          <w:lang w:eastAsia="zh-CN"/>
+        </w:rPr>
+        <w:t xml:space="preserve">3.4 </w:t>
+      </w:r>
+      <w:r>
+        <w:rPr>
+          <w:rFonts w:ascii="Times New Roman" w:eastAsia="SimHei" w:hAnsi="Times New Roman"/>
+          <w:lang w:eastAsia="zh-CN"/>
+        </w:rPr>
+        <w:t>精华帖</w:t>
+      </w:r>
+      <w:bookmarkEnd w:id="13"/>
+    </w:p>
+    <w:p>
+      <w:pPr>
+        <w:rPr>
+          <w:lang w:eastAsia="zh-CN"/>
+        </w:rPr>
+      </w:pPr>
+      <w:r>
+        <w:rPr>
+          <w:lang w:eastAsia="zh-CN"/>
+        </w:rPr>
+        <w:t>“</w:t>
+      </w:r>
+      <w:r>
+        <w:rPr>
+          <w:lang w:eastAsia="zh-CN"/>
+        </w:rPr>
+        <w:t>精华帖</w:t>
+      </w:r>
+      <w:r>
+        <w:rPr>
+          <w:lang w:eastAsia="zh-CN"/>
+        </w:rPr>
+        <w:t>”</w:t>
+      </w:r>
+      <w:r>
+        <w:rPr>
+          <w:lang w:eastAsia="zh-CN"/>
+        </w:rPr>
+        <w:t>页面集中展示管理员评定为精华的优质内容，便于快速浏览高价值信息。</w:t>
+      </w:r>
+    </w:p>
+    <w:p>
+      <w:pPr>
+        <w:rPr>
+          <w:lang w:eastAsia="zh-CN"/>
+        </w:rPr>
+      </w:pPr>
+      <w:r>
+        <w:t>“精华帖”专区页面如图6所示：顶部为精华帖专区横幅，下方列出全部精华帖子；帖子卡片展示标签、标题、发布者、发布时间、浏览量与评论数等信息，点击标题即可阅读全文。</w:t>
+      </w:r>
+    </w:p>
+    <w:p>
+      <w:pPr>
+        <w:spacing w:line="240" w:lineRule="auto" w:before="120" w:after="0"/>
+        <w:ind w:firstLine="0"/>
+        <w:jc w:val="center"/>
+      </w:pPr>
+      <w:r>
+        <w:drawing>
+          <wp:inline xmlns:a="http://schemas.openxmlformats.org/drawingml/2006/main" xmlns:pic="http://schemas.openxmlformats.org/drawingml/2006/picture">
+            <wp:extent cx="5040000" cy="3150000"/>
+            <wp:docPr id="17" name="Picture 17"/>
+            <wp:cNvGraphicFramePr>
+              <a:graphicFrameLocks noChangeAspect="1"/>
+            </wp:cNvGraphicFramePr>
+            <a:graphic>
+              <a:graphicData uri="http://schemas.openxmlformats.org/drawingml/2006/picture">
+                <pic:pic>
+                  <pic:nvPicPr>
+                    <pic:cNvPr id="0" name="user-featured.png"/>
+                    <pic:cNvPicPr/>
+                  </pic:nvPicPr>
+                  <pic:blipFill>
+                    <a:blip r:embed="rId27"/>
+                    <a:stretch>
+                      <a:fillRect/>
+                    </a:stretch>
+                  </pic:blipFill>
+                  <pic:spPr>
+                    <a:xfrm>
+                      <a:off x="0" y="0"/>
+                      <a:ext cx="5040000" cy="3150000"/>
+                    </a:xfrm>
+                    <a:prstGeom prst="rect"/>
+                  </pic:spPr>
+                </pic:pic>
+              </a:graphicData>
+            </a:graphic>
+          </wp:inline>
+        </w:drawing>
+      </w:r>
+    </w:p>
+    <w:p>
+      <w:pPr>
+        <w:spacing w:before="80" w:after="80"/>
+        <w:ind w:firstLineChars="0" w:firstLine="0"/>
+        <w:jc w:val="center"/>
+      </w:pPr>
+      <w:r>
+        <w:t>图6 精华帖专区页面</w:t>
+      </w:r>
+    </w:p>
+    <w:p>
+      <w:pPr>
+        <w:pStyle w:val="21"/>
+        <w:rPr>
+          <w:lang w:eastAsia="zh-CN"/>
+        </w:rPr>
+      </w:pPr>
+      <w:bookmarkStart w:id="14" w:name="_Toc242779970"/>
+      <w:r>
+        <w:rPr>
+          <w:rFonts w:ascii="Times New Roman" w:eastAsia="SimHei" w:hAnsi="Times New Roman"/>
+          <w:lang w:eastAsia="zh-CN"/>
+        </w:rPr>
+        <w:t xml:space="preserve">3.5 </w:t>
+      </w:r>
+      <w:r>
+        <w:rPr>
+          <w:rFonts w:ascii="Times New Roman" w:eastAsia="SimHei" w:hAnsi="Times New Roman"/>
+          <w:lang w:eastAsia="zh-CN"/>
+        </w:rPr>
+        <w:t>积分体系</w:t>
+      </w:r>
+      <w:bookmarkEnd w:id="14"/>
+    </w:p>
+    <w:p>
+      <w:pPr>
+        <w:pStyle w:val="31"/>
+        <w:rPr>
+          <w:lang w:eastAsia="zh-CN"/>
+        </w:rPr>
+      </w:pPr>
+      <w:r>
+        <w:rPr>
+          <w:rFonts w:ascii="Times New Roman" w:eastAsia="SimHei" w:hAnsi="Times New Roman"/>
+          <w:lang w:eastAsia="zh-CN"/>
+        </w:rPr>
+        <w:t xml:space="preserve">3.5.1 </w:t>
+      </w:r>
+      <w:r>
+        <w:rPr>
+          <w:rFonts w:ascii="Times New Roman" w:eastAsia="SimHei" w:hAnsi="Times New Roman"/>
+          <w:lang w:eastAsia="zh-CN"/>
+        </w:rPr>
+        <w:t>积分规则</w:t>
+      </w:r>
+    </w:p>
+    <w:p>
+      <w:pPr>
+        <w:rPr>
+          <w:lang w:eastAsia="zh-CN"/>
+        </w:rPr>
+      </w:pPr>
+      <w:r>
+        <w:rPr>
+          <w:lang w:eastAsia="zh-CN"/>
+        </w:rPr>
+        <w:t>用户参与论坛活动可获得或扣除积分。默认积分规则如下，具体分值以系统配置为准：</w:t>
+      </w:r>
+    </w:p>
+    <w:p>
+      <w:pPr>
+        <w:spacing w:before="80" w:after="80"/>
+        <w:ind w:firstLineChars="0" w:firstLine="0"/>
+        <w:jc w:val="center"/>
         <w:rPr>
           <w:lang w:eastAsia="zh-CN"/>
         </w:rPr>
@@ -4698,21 +5816,19 @@
           <w:sz w:val="21"/>
           <w:lang w:eastAsia="zh-CN"/>
         </w:rPr>
-        <w:t>表</w:t>
+        <w:t>表3 积分规则（默认配置，可在管理后台调整）</w:t>
       </w:r>
       <w:r>
         <w:rPr>
           <w:sz w:val="21"/>
           <w:lang w:eastAsia="zh-CN"/>
         </w:rPr>
-        <w:t xml:space="preserve">2 </w:t>
       </w:r>
       <w:r>
         <w:rPr>
           <w:sz w:val="21"/>
           <w:lang w:eastAsia="zh-CN"/>
         </w:rPr>
-        <w:t>积分规则（默认配置，可在管理后台调整）</w:t>
       </w:r>
     </w:p>
     <w:tbl>
@@ -5035,7 +6151,7 @@
               <w:rPr>
                 <w:sz w:val="21"/>
               </w:rPr>
-              <w:t>－</w:t>
+              <w:t>-</w:t>
             </w:r>
             <w:r>
               <w:rPr>
@@ -5089,7 +6205,7 @@
               <w:rPr>
                 <w:sz w:val="21"/>
               </w:rPr>
-              <w:t>－</w:t>
+              <w:t>-</w:t>
             </w:r>
             <w:r>
               <w:rPr>
@@ -5143,7 +6259,7 @@
               <w:rPr>
                 <w:sz w:val="21"/>
               </w:rPr>
-              <w:t>－</w:t>
+              <w:t>-</w:t>
             </w:r>
             <w:r>
               <w:rPr>
@@ -5193,7 +6309,7 @@
               <w:rPr>
                 <w:sz w:val="21"/>
               </w:rPr>
-              <w:t>－</w:t>
+              <w:t>-</w:t>
             </w:r>
             <w:r>
               <w:rPr>
@@ -5260,6 +6376,67 @@
     </w:p>
     <w:p>
       <w:pPr>
+        <w:rPr>
+          <w:lang w:eastAsia="zh-CN"/>
+        </w:rPr>
+      </w:pPr>
+      <w:r>
+        <w:t>在“积分排名”页面（如图7所示）可切换单位排名、个人排名等页签，并按本月、本季、本年或自定义时间范围查看排名；排名条目展示发帖数、回帖数与活跃度积分。</w:t>
+      </w:r>
+    </w:p>
+    <w:p>
+      <w:pPr>
+        <w:spacing w:line="240" w:lineRule="auto" w:before="120" w:after="0"/>
+        <w:ind w:firstLine="0"/>
+        <w:jc w:val="center"/>
+      </w:pPr>
+      <w:r>
+        <w:drawing>
+          <wp:inline xmlns:a="http://schemas.openxmlformats.org/drawingml/2006/main" xmlns:pic="http://schemas.openxmlformats.org/drawingml/2006/picture">
+            <wp:extent cx="5040000" cy="3150000"/>
+            <wp:docPr id="5" name="Picture 5"/>
+            <wp:cNvGraphicFramePr>
+              <a:graphicFrameLocks noChangeAspect="1"/>
+            </wp:cNvGraphicFramePr>
+            <a:graphic>
+              <a:graphicData uri="http://schemas.openxmlformats.org/drawingml/2006/picture">
+                <pic:pic>
+                  <pic:nvPicPr>
+                    <pic:cNvPr id="0" name="user-points.png"/>
+                    <pic:cNvPicPr/>
+                  </pic:nvPicPr>
+                  <pic:blipFill>
+                    <a:blip r:embed="rId15"/>
+                    <a:stretch>
+                      <a:fillRect/>
+                    </a:stretch>
+                  </pic:blipFill>
+                  <pic:spPr>
+                    <a:xfrm>
+                      <a:off x="0" y="0"/>
+                      <a:ext cx="5040000" cy="3150000"/>
+                    </a:xfrm>
+                    <a:prstGeom prst="rect"/>
+                  </pic:spPr>
+                </pic:pic>
+              </a:graphicData>
+            </a:graphic>
+          </wp:inline>
+        </w:drawing>
+      </w:r>
+    </w:p>
+    <w:p>
+      <w:pPr>
+        <w:spacing w:before="80" w:after="80"/>
+        <w:ind w:firstLineChars="0" w:firstLine="0"/>
+        <w:jc w:val="center"/>
+      </w:pPr>
+      <w:r>
+        <w:t>图7 积分排名页面</w:t>
+      </w:r>
+    </w:p>
+    <w:p>
+      <w:pPr>
         <w:pStyle w:val="31"/>
         <w:rPr>
           <w:lang w:eastAsia="zh-CN"/>
@@ -5310,6 +6487,67 @@
           <w:lang w:eastAsia="zh-CN"/>
         </w:rPr>
         <w:t>展示本人全部积分变动明细（来源、时间、变动分值）；如遇撤销记录，可点击跳转至对应的原始扣分项进行核对。</w:t>
+      </w:r>
+    </w:p>
+    <w:p>
+      <w:pPr>
+        <w:rPr>
+          <w:lang w:eastAsia="zh-CN"/>
+        </w:rPr>
+      </w:pPr>
+      <w:r>
+        <w:t>“我的积分记录”页面如图8所示，按时间倒序列出全部积分变动明细，撤销类记录可点击跳转至原始扣分项核对。</w:t>
+      </w:r>
+    </w:p>
+    <w:p>
+      <w:pPr>
+        <w:spacing w:line="240" w:lineRule="auto" w:before="120" w:after="0"/>
+        <w:ind w:firstLine="0"/>
+        <w:jc w:val="center"/>
+      </w:pPr>
+      <w:r>
+        <w:drawing>
+          <wp:inline xmlns:a="http://schemas.openxmlformats.org/drawingml/2006/main" xmlns:pic="http://schemas.openxmlformats.org/drawingml/2006/picture">
+            <wp:extent cx="5040000" cy="3150000"/>
+            <wp:docPr id="6" name="Picture 6"/>
+            <wp:cNvGraphicFramePr>
+              <a:graphicFrameLocks noChangeAspect="1"/>
+            </wp:cNvGraphicFramePr>
+            <a:graphic>
+              <a:graphicData uri="http://schemas.openxmlformats.org/drawingml/2006/picture">
+                <pic:pic>
+                  <pic:nvPicPr>
+                    <pic:cNvPr id="0" name="user-points-log.png"/>
+                    <pic:cNvPicPr/>
+                  </pic:nvPicPr>
+                  <pic:blipFill>
+                    <a:blip r:embed="rId16"/>
+                    <a:stretch>
+                      <a:fillRect/>
+                    </a:stretch>
+                  </pic:blipFill>
+                  <pic:spPr>
+                    <a:xfrm>
+                      <a:off x="0" y="0"/>
+                      <a:ext cx="5040000" cy="3150000"/>
+                    </a:xfrm>
+                    <a:prstGeom prst="rect"/>
+                  </pic:spPr>
+                </pic:pic>
+              </a:graphicData>
+            </a:graphic>
+          </wp:inline>
+        </w:drawing>
+      </w:r>
+    </w:p>
+    <w:p>
+      <w:pPr>
+        <w:spacing w:before="80" w:after="80"/>
+        <w:ind w:firstLineChars="0" w:firstLine="0"/>
+        <w:jc w:val="center"/>
+      </w:pPr>
+      <w:r>
+        <w:t>图8 我的积分记录页面</w:t>
       </w:r>
     </w:p>
     <w:p>
@@ -5387,6 +6625,72 @@
     </w:p>
     <w:p>
       <w:pPr>
+        <w:numPr>
+          <w:ilvl w:val="0"/>
+          <w:numId w:val="22"/>
+        </w:numPr>
+        <w:ind w:left="14" w:firstLineChars="0" w:firstLine="0"/>
+        <w:rPr>
+          <w:lang w:eastAsia="zh-CN"/>
+        </w:rPr>
+      </w:pPr>
+      <w:r>
+        <w:t>个人中心页面如图9所示：左侧提供信息设置、密码修改、违规记录、申诉记录、版主投诉等入口。在“信息设置”中可查看并修改昵称、人员编号、手机号码等个人信息，上传或更换个人头像；在“密码修改”中按提示输入原密码与新密码即可完成修改。</w:t>
+      </w:r>
+    </w:p>
+    <w:p>
+      <w:pPr>
+        <w:spacing w:line="240" w:lineRule="auto" w:before="120" w:after="0"/>
+        <w:ind w:firstLine="0"/>
+        <w:jc w:val="center"/>
+      </w:pPr>
+      <w:r>
+        <w:drawing>
+          <wp:inline xmlns:a="http://schemas.openxmlformats.org/drawingml/2006/main" xmlns:pic="http://schemas.openxmlformats.org/drawingml/2006/picture">
+            <wp:extent cx="5040000" cy="3150000"/>
+            <wp:docPr id="7" name="Picture 7"/>
+            <wp:cNvGraphicFramePr>
+              <a:graphicFrameLocks noChangeAspect="1"/>
+            </wp:cNvGraphicFramePr>
+            <a:graphic>
+              <a:graphicData uri="http://schemas.openxmlformats.org/drawingml/2006/picture">
+                <pic:pic>
+                  <pic:nvPicPr>
+                    <pic:cNvPr id="0" name="user-userinfo.png"/>
+                    <pic:cNvPicPr/>
+                  </pic:nvPicPr>
+                  <pic:blipFill>
+                    <a:blip r:embed="rId17"/>
+                    <a:stretch>
+                      <a:fillRect/>
+                    </a:stretch>
+                  </pic:blipFill>
+                  <pic:spPr>
+                    <a:xfrm>
+                      <a:off x="0" y="0"/>
+                      <a:ext cx="5040000" cy="3150000"/>
+                    </a:xfrm>
+                    <a:prstGeom prst="rect"/>
+                  </pic:spPr>
+                </pic:pic>
+              </a:graphicData>
+            </a:graphic>
+          </wp:inline>
+        </w:drawing>
+      </w:r>
+    </w:p>
+    <w:p>
+      <w:pPr>
+        <w:spacing w:before="80" w:after="80"/>
+        <w:ind w:firstLineChars="0" w:firstLine="0"/>
+        <w:jc w:val="center"/>
+      </w:pPr>
+      <w:r>
+        <w:t>图9 个人中心页面</w:t>
+      </w:r>
+    </w:p>
+    <w:p>
+      <w:pPr>
         <w:pStyle w:val="21"/>
       </w:pPr>
       <w:bookmarkStart w:id="16" w:name="_Toc242779972"/>
@@ -5426,6 +6730,72 @@
       <w:pPr>
         <w:numPr>
           <w:ilvl w:val="0"/>
+          <w:numId w:val="23"/>
+        </w:numPr>
+        <w:ind w:left="14" w:firstLineChars="0" w:firstLine="0"/>
+        <w:rPr>
+          <w:lang w:eastAsia="zh-CN"/>
+        </w:rPr>
+      </w:pPr>
+      <w:r>
+        <w:t>“我的互动”页面如图10所示，分为“我回复的”与“回复我的”两个页签：前者列出本人回复过的帖子，后者列出回复过本人的内容；每条记录标注对应的帖子标题、标签与时间。</w:t>
+      </w:r>
+    </w:p>
+    <w:p>
+      <w:pPr>
+        <w:spacing w:line="240" w:lineRule="auto" w:before="120" w:after="0"/>
+        <w:ind w:firstLine="0"/>
+        <w:jc w:val="center"/>
+      </w:pPr>
+      <w:r>
+        <w:drawing>
+          <wp:inline xmlns:a="http://schemas.openxmlformats.org/drawingml/2006/main" xmlns:pic="http://schemas.openxmlformats.org/drawingml/2006/picture">
+            <wp:extent cx="5040000" cy="3150000"/>
+            <wp:docPr id="18" name="Picture 18"/>
+            <wp:cNvGraphicFramePr>
+              <a:graphicFrameLocks noChangeAspect="1"/>
+            </wp:cNvGraphicFramePr>
+            <a:graphic>
+              <a:graphicData uri="http://schemas.openxmlformats.org/drawingml/2006/picture">
+                <pic:pic>
+                  <pic:nvPicPr>
+                    <pic:cNvPr id="0" name="user-my-replies.png"/>
+                    <pic:cNvPicPr/>
+                  </pic:nvPicPr>
+                  <pic:blipFill>
+                    <a:blip r:embed="rId28"/>
+                    <a:stretch>
+                      <a:fillRect/>
+                    </a:stretch>
+                  </pic:blipFill>
+                  <pic:spPr>
+                    <a:xfrm>
+                      <a:off x="0" y="0"/>
+                      <a:ext cx="5040000" cy="3150000"/>
+                    </a:xfrm>
+                    <a:prstGeom prst="rect"/>
+                  </pic:spPr>
+                </pic:pic>
+              </a:graphicData>
+            </a:graphic>
+          </wp:inline>
+        </w:drawing>
+      </w:r>
+    </w:p>
+    <w:p>
+      <w:pPr>
+        <w:spacing w:before="80" w:after="80"/>
+        <w:ind w:firstLineChars="0" w:firstLine="0"/>
+        <w:jc w:val="center"/>
+      </w:pPr>
+      <w:r>
+        <w:t>图10 我的互动页面</w:t>
+      </w:r>
+    </w:p>
+    <w:p>
+      <w:pPr>
+        <w:numPr>
+          <w:ilvl w:val="0"/>
           <w:numId w:val="24"/>
         </w:numPr>
         <w:ind w:left="14" w:firstLineChars="0" w:firstLine="0"/>
@@ -5438,6 +6808,72 @@
           <w:lang w:eastAsia="zh-CN"/>
         </w:rPr>
         <w:t>我的举报：查看本人提交的举报及处理状态（待审核、已核实、已驳回等）。</w:t>
+      </w:r>
+    </w:p>
+    <w:p>
+      <w:pPr>
+        <w:numPr>
+          <w:ilvl w:val="0"/>
+          <w:numId w:val="24"/>
+        </w:numPr>
+        <w:ind w:left="14" w:firstLineChars="0" w:firstLine="0"/>
+        <w:rPr>
+          <w:lang w:eastAsia="zh-CN"/>
+        </w:rPr>
+      </w:pPr>
+      <w:r>
+        <w:t>“我的举报”页面如图11所示，展示本人提交的举报记录与处理状态（待审核、已核实、已驳回等），便于跟进处理进度；无记录时显示“暂无举报记录”。</w:t>
+      </w:r>
+    </w:p>
+    <w:p>
+      <w:pPr>
+        <w:spacing w:line="240" w:lineRule="auto" w:before="120" w:after="0"/>
+        <w:ind w:firstLine="0"/>
+        <w:jc w:val="center"/>
+      </w:pPr>
+      <w:r>
+        <w:drawing>
+          <wp:inline xmlns:a="http://schemas.openxmlformats.org/drawingml/2006/main" xmlns:pic="http://schemas.openxmlformats.org/drawingml/2006/picture">
+            <wp:extent cx="5040000" cy="3150000"/>
+            <wp:docPr id="19" name="Picture 19"/>
+            <wp:cNvGraphicFramePr>
+              <a:graphicFrameLocks noChangeAspect="1"/>
+            </wp:cNvGraphicFramePr>
+            <a:graphic>
+              <a:graphicData uri="http://schemas.openxmlformats.org/drawingml/2006/picture">
+                <pic:pic>
+                  <pic:nvPicPr>
+                    <pic:cNvPr id="0" name="user-my-reports.png"/>
+                    <pic:cNvPicPr/>
+                  </pic:nvPicPr>
+                  <pic:blipFill>
+                    <a:blip r:embed="rId29"/>
+                    <a:stretch>
+                      <a:fillRect/>
+                    </a:stretch>
+                  </pic:blipFill>
+                  <pic:spPr>
+                    <a:xfrm>
+                      <a:off x="0" y="0"/>
+                      <a:ext cx="5040000" cy="3150000"/>
+                    </a:xfrm>
+                    <a:prstGeom prst="rect"/>
+                  </pic:spPr>
+                </pic:pic>
+              </a:graphicData>
+            </a:graphic>
+          </wp:inline>
+        </w:drawing>
+      </w:r>
+    </w:p>
+    <w:p>
+      <w:pPr>
+        <w:spacing w:before="80" w:after="80"/>
+        <w:ind w:firstLineChars="0" w:firstLine="0"/>
+        <w:jc w:val="center"/>
+      </w:pPr>
+      <w:r>
+        <w:t>图11 我的举报页面</w:t>
       </w:r>
     </w:p>
     <w:p>
@@ -5462,6 +6898,72 @@
       <w:pPr>
         <w:numPr>
           <w:ilvl w:val="0"/>
+          <w:numId w:val="25"/>
+        </w:numPr>
+        <w:ind w:left="14" w:firstLineChars="0" w:firstLine="0"/>
+        <w:rPr>
+          <w:lang w:eastAsia="zh-CN"/>
+        </w:rPr>
+      </w:pPr>
+      <w:r>
+        <w:t>“我的违规记录”页面如图12所示，列出本人的违规记录与扣分情况；如对处理有异议，可点击“查看我的违规记录”进入违规详情并发起申诉。</w:t>
+      </w:r>
+    </w:p>
+    <w:p>
+      <w:pPr>
+        <w:spacing w:line="240" w:lineRule="auto" w:before="120" w:after="0"/>
+        <w:ind w:firstLine="0"/>
+        <w:jc w:val="center"/>
+      </w:pPr>
+      <w:r>
+        <w:drawing>
+          <wp:inline xmlns:a="http://schemas.openxmlformats.org/drawingml/2006/main" xmlns:pic="http://schemas.openxmlformats.org/drawingml/2006/picture">
+            <wp:extent cx="5040000" cy="3150000"/>
+            <wp:docPr id="20" name="Picture 20"/>
+            <wp:cNvGraphicFramePr>
+              <a:graphicFrameLocks noChangeAspect="1"/>
+            </wp:cNvGraphicFramePr>
+            <a:graphic>
+              <a:graphicData uri="http://schemas.openxmlformats.org/drawingml/2006/picture">
+                <pic:pic>
+                  <pic:nvPicPr>
+                    <pic:cNvPr id="0" name="user-my-violations.png"/>
+                    <pic:cNvPicPr/>
+                  </pic:nvPicPr>
+                  <pic:blipFill>
+                    <a:blip r:embed="rId30"/>
+                    <a:stretch>
+                      <a:fillRect/>
+                    </a:stretch>
+                  </pic:blipFill>
+                  <pic:spPr>
+                    <a:xfrm>
+                      <a:off x="0" y="0"/>
+                      <a:ext cx="5040000" cy="3150000"/>
+                    </a:xfrm>
+                    <a:prstGeom prst="rect"/>
+                  </pic:spPr>
+                </pic:pic>
+              </a:graphicData>
+            </a:graphic>
+          </wp:inline>
+        </w:drawing>
+      </w:r>
+    </w:p>
+    <w:p>
+      <w:pPr>
+        <w:spacing w:before="80" w:after="80"/>
+        <w:ind w:firstLineChars="0" w:firstLine="0"/>
+        <w:jc w:val="center"/>
+      </w:pPr>
+      <w:r>
+        <w:t>图12 我的违规记录页面</w:t>
+      </w:r>
+    </w:p>
+    <w:p>
+      <w:pPr>
+        <w:numPr>
+          <w:ilvl w:val="0"/>
           <w:numId w:val="26"/>
         </w:numPr>
         <w:ind w:left="14" w:firstLineChars="0" w:firstLine="0"/>
@@ -5474,6 +6976,72 @@
           <w:lang w:eastAsia="zh-CN"/>
         </w:rPr>
         <w:t>我的申诉：查看申诉的处理进度与结果。</w:t>
+      </w:r>
+    </w:p>
+    <w:p>
+      <w:pPr>
+        <w:numPr>
+          <w:ilvl w:val="0"/>
+          <w:numId w:val="26"/>
+        </w:numPr>
+        <w:ind w:left="14" w:firstLineChars="0" w:firstLine="0"/>
+        <w:rPr>
+          <w:lang w:eastAsia="zh-CN"/>
+        </w:rPr>
+      </w:pPr>
+      <w:r>
+        <w:t>“我的申诉”页面如图13所示，展示本人发起的申诉及处理进度（待审核、已通过、已驳回等）；申诉通过后系统自动取消对应违规并加回扣分。</w:t>
+      </w:r>
+    </w:p>
+    <w:p>
+      <w:pPr>
+        <w:spacing w:line="240" w:lineRule="auto" w:before="120" w:after="0"/>
+        <w:ind w:firstLine="0"/>
+        <w:jc w:val="center"/>
+      </w:pPr>
+      <w:r>
+        <w:drawing>
+          <wp:inline xmlns:a="http://schemas.openxmlformats.org/drawingml/2006/main" xmlns:pic="http://schemas.openxmlformats.org/drawingml/2006/picture">
+            <wp:extent cx="5040000" cy="3150000"/>
+            <wp:docPr id="21" name="Picture 21"/>
+            <wp:cNvGraphicFramePr>
+              <a:graphicFrameLocks noChangeAspect="1"/>
+            </wp:cNvGraphicFramePr>
+            <a:graphic>
+              <a:graphicData uri="http://schemas.openxmlformats.org/drawingml/2006/picture">
+                <pic:pic>
+                  <pic:nvPicPr>
+                    <pic:cNvPr id="0" name="user-my-appeals.png"/>
+                    <pic:cNvPicPr/>
+                  </pic:nvPicPr>
+                  <pic:blipFill>
+                    <a:blip r:embed="rId31"/>
+                    <a:stretch>
+                      <a:fillRect/>
+                    </a:stretch>
+                  </pic:blipFill>
+                  <pic:spPr>
+                    <a:xfrm>
+                      <a:off x="0" y="0"/>
+                      <a:ext cx="5040000" cy="3150000"/>
+                    </a:xfrm>
+                    <a:prstGeom prst="rect"/>
+                  </pic:spPr>
+                </pic:pic>
+              </a:graphicData>
+            </a:graphic>
+          </wp:inline>
+        </w:drawing>
+      </w:r>
+    </w:p>
+    <w:p>
+      <w:pPr>
+        <w:spacing w:before="80" w:after="80"/>
+        <w:ind w:firstLineChars="0" w:firstLine="0"/>
+        <w:jc w:val="center"/>
+      </w:pPr>
+      <w:r>
+        <w:t>图13 我的申诉页面</w:t>
       </w:r>
     </w:p>
     <w:p>
@@ -5496,6 +7064,72 @@
     </w:p>
     <w:p>
       <w:pPr>
+        <w:numPr>
+          <w:ilvl w:val="0"/>
+          <w:numId w:val="27"/>
+        </w:numPr>
+        <w:ind w:left="14" w:firstLineChars="0" w:firstLine="0"/>
+        <w:rPr>
+          <w:lang w:eastAsia="zh-CN"/>
+        </w:rPr>
+      </w:pPr>
+      <w:r>
+        <w:t>“版主投诉”页面如图14所示：第一步，可先选择板块并搜索被投诉版主（选填）；第二步，在投诉内容中详细描述投诉事项（必填，最多500字）；第三步，点击“提交投诉”。提交后由管理员在5个工作日内核查反馈。</w:t>
+      </w:r>
+    </w:p>
+    <w:p>
+      <w:pPr>
+        <w:spacing w:line="240" w:lineRule="auto" w:before="120" w:after="0"/>
+        <w:ind w:firstLine="0"/>
+        <w:jc w:val="center"/>
+      </w:pPr>
+      <w:r>
+        <w:drawing>
+          <wp:inline xmlns:a="http://schemas.openxmlformats.org/drawingml/2006/main" xmlns:pic="http://schemas.openxmlformats.org/drawingml/2006/picture">
+            <wp:extent cx="5040000" cy="3150000"/>
+            <wp:docPr id="22" name="Picture 22"/>
+            <wp:cNvGraphicFramePr>
+              <a:graphicFrameLocks noChangeAspect="1"/>
+            </wp:cNvGraphicFramePr>
+            <a:graphic>
+              <a:graphicData uri="http://schemas.openxmlformats.org/drawingml/2006/picture">
+                <pic:pic>
+                  <pic:nvPicPr>
+                    <pic:cNvPr id="0" name="user-moderator-complaint.png"/>
+                    <pic:cNvPicPr/>
+                  </pic:nvPicPr>
+                  <pic:blipFill>
+                    <a:blip r:embed="rId32"/>
+                    <a:stretch>
+                      <a:fillRect/>
+                    </a:stretch>
+                  </pic:blipFill>
+                  <pic:spPr>
+                    <a:xfrm>
+                      <a:off x="0" y="0"/>
+                      <a:ext cx="5040000" cy="3150000"/>
+                    </a:xfrm>
+                    <a:prstGeom prst="rect"/>
+                  </pic:spPr>
+                </pic:pic>
+              </a:graphicData>
+            </a:graphic>
+          </wp:inline>
+        </w:drawing>
+      </w:r>
+    </w:p>
+    <w:p>
+      <w:pPr>
+        <w:spacing w:before="80" w:after="80"/>
+        <w:ind w:firstLineChars="0" w:firstLine="0"/>
+        <w:jc w:val="center"/>
+      </w:pPr>
+      <w:r>
+        <w:t>图14 版主投诉页面</w:t>
+      </w:r>
+    </w:p>
+    <w:p>
+      <w:pPr>
         <w:pStyle w:val="21"/>
         <w:rPr>
           <w:lang w:eastAsia="zh-CN"/>
@@ -5533,6 +7167,67 @@
     </w:p>
     <w:p>
       <w:pPr>
+        <w:rPr>
+          <w:lang w:eastAsia="zh-CN"/>
+        </w:rPr>
+      </w:pPr>
+      <w:r>
+        <w:t>通知中心页面如图15所示：系统消息按时间倒序集中展示，包括积分变动、举报待审核、版主投诉等类型；头像上的小红点角标提示未读数量，点击消息可查看详情。</w:t>
+      </w:r>
+    </w:p>
+    <w:p>
+      <w:pPr>
+        <w:spacing w:line="240" w:lineRule="auto" w:before="120" w:after="0"/>
+        <w:ind w:firstLine="0"/>
+        <w:jc w:val="center"/>
+      </w:pPr>
+      <w:r>
+        <w:drawing>
+          <wp:inline xmlns:a="http://schemas.openxmlformats.org/drawingml/2006/main" xmlns:pic="http://schemas.openxmlformats.org/drawingml/2006/picture">
+            <wp:extent cx="5040000" cy="3150000"/>
+            <wp:docPr id="23" name="Picture 23"/>
+            <wp:cNvGraphicFramePr>
+              <a:graphicFrameLocks noChangeAspect="1"/>
+            </wp:cNvGraphicFramePr>
+            <a:graphic>
+              <a:graphicData uri="http://schemas.openxmlformats.org/drawingml/2006/picture">
+                <pic:pic>
+                  <pic:nvPicPr>
+                    <pic:cNvPr id="0" name="user-notifications.png"/>
+                    <pic:cNvPicPr/>
+                  </pic:nvPicPr>
+                  <pic:blipFill>
+                    <a:blip r:embed="rId33"/>
+                    <a:stretch>
+                      <a:fillRect/>
+                    </a:stretch>
+                  </pic:blipFill>
+                  <pic:spPr>
+                    <a:xfrm>
+                      <a:off x="0" y="0"/>
+                      <a:ext cx="5040000" cy="3150000"/>
+                    </a:xfrm>
+                    <a:prstGeom prst="rect"/>
+                  </pic:spPr>
+                </pic:pic>
+              </a:graphicData>
+            </a:graphic>
+          </wp:inline>
+        </w:drawing>
+      </w:r>
+    </w:p>
+    <w:p>
+      <w:pPr>
+        <w:spacing w:before="80" w:after="80"/>
+        <w:ind w:firstLineChars="0" w:firstLine="0"/>
+        <w:jc w:val="center"/>
+      </w:pPr>
+      <w:r>
+        <w:t>图15 通知中心页面</w:t>
+      </w:r>
+    </w:p>
+    <w:p>
+      <w:pPr>
         <w:pStyle w:val="1"/>
         <w:rPr>
           <w:lang w:eastAsia="zh-CN"/>
@@ -5594,6 +7289,118 @@
     </w:p>
     <w:p>
       <w:pPr>
+        <w:rPr>
+          <w:lang w:eastAsia="zh-CN"/>
+        </w:rPr>
+      </w:pPr>
+      <w:r>
+        <w:t>管理员登录操作步骤如下（登录页面如图16所示）：第一步，在浏览器地址栏输入管理后台地址，进入管理员登录页面；第二步，输入管理员账号与密码，点击“登录”；第三步，登录成功后进入系统首页（如图17所示）。</w:t>
+      </w:r>
+    </w:p>
+    <w:p>
+      <w:pPr>
+        <w:spacing w:line="240" w:lineRule="auto" w:before="120" w:after="0"/>
+        <w:ind w:firstLine="0"/>
+        <w:jc w:val="center"/>
+      </w:pPr>
+      <w:r>
+        <w:drawing>
+          <wp:inline xmlns:a="http://schemas.openxmlformats.org/drawingml/2006/main" xmlns:pic="http://schemas.openxmlformats.org/drawingml/2006/picture">
+            <wp:extent cx="5040000" cy="3150000"/>
+            <wp:docPr id="8" name="Picture 8"/>
+            <wp:cNvGraphicFramePr>
+              <a:graphicFrameLocks noChangeAspect="1"/>
+            </wp:cNvGraphicFramePr>
+            <a:graphic>
+              <a:graphicData uri="http://schemas.openxmlformats.org/drawingml/2006/picture">
+                <pic:pic>
+                  <pic:nvPicPr>
+                    <pic:cNvPr id="0" name="admin-login.png"/>
+                    <pic:cNvPicPr/>
+                  </pic:nvPicPr>
+                  <pic:blipFill>
+                    <a:blip r:embed="rId18"/>
+                    <a:stretch>
+                      <a:fillRect/>
+                    </a:stretch>
+                  </pic:blipFill>
+                  <pic:spPr>
+                    <a:xfrm>
+                      <a:off x="0" y="0"/>
+                      <a:ext cx="5040000" cy="3150000"/>
+                    </a:xfrm>
+                    <a:prstGeom prst="rect"/>
+                  </pic:spPr>
+                </pic:pic>
+              </a:graphicData>
+            </a:graphic>
+          </wp:inline>
+        </w:drawing>
+      </w:r>
+    </w:p>
+    <w:p>
+      <w:pPr>
+        <w:spacing w:before="80" w:after="80"/>
+        <w:ind w:firstLineChars="0" w:firstLine="0"/>
+        <w:jc w:val="center"/>
+      </w:pPr>
+      <w:r>
+        <w:t>图16 管理端登录页面</w:t>
+      </w:r>
+    </w:p>
+    <w:p>
+      <w:pPr>
+        <w:spacing w:line="240" w:lineRule="auto" w:before="120" w:after="0"/>
+        <w:ind w:firstLine="0"/>
+        <w:jc w:val="center"/>
+      </w:pPr>
+      <w:r>
+        <w:drawing>
+          <wp:inline xmlns:a="http://schemas.openxmlformats.org/drawingml/2006/main" xmlns:pic="http://schemas.openxmlformats.org/drawingml/2006/picture">
+            <wp:extent cx="5040000" cy="3150000"/>
+            <wp:docPr id="9" name="Picture 9"/>
+            <wp:cNvGraphicFramePr>
+              <a:graphicFrameLocks noChangeAspect="1"/>
+            </wp:cNvGraphicFramePr>
+            <a:graphic>
+              <a:graphicData uri="http://schemas.openxmlformats.org/drawingml/2006/picture">
+                <pic:pic>
+                  <pic:nvPicPr>
+                    <pic:cNvPr id="0" name="admin-dashboard.png"/>
+                    <pic:cNvPicPr/>
+                  </pic:nvPicPr>
+                  <pic:blipFill>
+                    <a:blip r:embed="rId19"/>
+                    <a:stretch>
+                      <a:fillRect/>
+                    </a:stretch>
+                  </pic:blipFill>
+                  <pic:spPr>
+                    <a:xfrm>
+                      <a:off x="0" y="0"/>
+                      <a:ext cx="5040000" cy="3150000"/>
+                    </a:xfrm>
+                    <a:prstGeom prst="rect"/>
+                  </pic:spPr>
+                </pic:pic>
+              </a:graphicData>
+            </a:graphic>
+          </wp:inline>
+        </w:drawing>
+      </w:r>
+    </w:p>
+    <w:p>
+      <w:pPr>
+        <w:spacing w:before="80" w:after="80"/>
+        <w:ind w:firstLineChars="0" w:firstLine="0"/>
+        <w:jc w:val="center"/>
+      </w:pPr>
+      <w:r>
+        <w:t>图17 管理后台首页</w:t>
+      </w:r>
+    </w:p>
+    <w:p>
+      <w:pPr>
         <w:pStyle w:val="21"/>
         <w:rPr>
           <w:lang w:eastAsia="zh-CN"/>
@@ -5627,6 +7434,67 @@
           <w:lang w:eastAsia="zh-CN"/>
         </w:rPr>
         <w:t>支持按关键词查询用户，查看用户资料，进行信息编辑、禁用与启用、手动调整积分等操作。积分调整会通知用户并记录留痕。</w:t>
+      </w:r>
+    </w:p>
+    <w:p>
+      <w:pPr>
+        <w:rPr>
+          <w:lang w:eastAsia="zh-CN"/>
+        </w:rPr>
+      </w:pPr>
+      <w:r>
+        <w:t>用户管理页面如图18所示，常用操作如下：第一步，通过搜索框按用户名、姓名或人员编号查找用户；第二步，点击“添加用户”新增账号，点击“导入用户”批量导入，勾选用户后可点击“批量删除”；第三步，在操作列编辑用户信息、禁用或启用账号，对违规用户可执行发帖受限设置。手动调整积分等操作会通知用户并记录留痕。</w:t>
+      </w:r>
+    </w:p>
+    <w:p>
+      <w:pPr>
+        <w:spacing w:line="240" w:lineRule="auto" w:before="120" w:after="0"/>
+        <w:ind w:firstLine="0"/>
+        <w:jc w:val="center"/>
+      </w:pPr>
+      <w:r>
+        <w:drawing>
+          <wp:inline xmlns:a="http://schemas.openxmlformats.org/drawingml/2006/main" xmlns:pic="http://schemas.openxmlformats.org/drawingml/2006/picture">
+            <wp:extent cx="5040000" cy="3150000"/>
+            <wp:docPr id="10" name="Picture 10"/>
+            <wp:cNvGraphicFramePr>
+              <a:graphicFrameLocks noChangeAspect="1"/>
+            </wp:cNvGraphicFramePr>
+            <a:graphic>
+              <a:graphicData uri="http://schemas.openxmlformats.org/drawingml/2006/picture">
+                <pic:pic>
+                  <pic:nvPicPr>
+                    <pic:cNvPr id="0" name="admin-user.png"/>
+                    <pic:cNvPicPr/>
+                  </pic:nvPicPr>
+                  <pic:blipFill>
+                    <a:blip r:embed="rId20"/>
+                    <a:stretch>
+                      <a:fillRect/>
+                    </a:stretch>
+                  </pic:blipFill>
+                  <pic:spPr>
+                    <a:xfrm>
+                      <a:off x="0" y="0"/>
+                      <a:ext cx="5040000" cy="3150000"/>
+                    </a:xfrm>
+                    <a:prstGeom prst="rect"/>
+                  </pic:spPr>
+                </pic:pic>
+              </a:graphicData>
+            </a:graphic>
+          </wp:inline>
+        </w:drawing>
+      </w:r>
+    </w:p>
+    <w:p>
+      <w:pPr>
+        <w:spacing w:before="80" w:after="80"/>
+        <w:ind w:firstLineChars="0" w:firstLine="0"/>
+        <w:jc w:val="center"/>
+      </w:pPr>
+      <w:r>
+        <w:t>图18 用户管理页面</w:t>
       </w:r>
     </w:p>
     <w:p>
@@ -5892,6 +7760,67 @@
     </w:p>
     <w:p>
       <w:pPr>
+        <w:rPr>
+          <w:lang w:eastAsia="zh-CN"/>
+        </w:rPr>
+      </w:pPr>
+      <w:r>
+        <w:t>帖子管理页面如图19所示，常用操作如下：第一步，按关键词、标签、时间范围筛选帖子，点击“搜索”查看结果；第二步，在“已审核”“未审核”“精华帖管理”三个页签中查看对应内容；第三步，对未审核帖子执行审核通过后对外展示，对违规帖子可执行删除；第四步，对优质内容点击“设为精华”，作者获得精华积分并收到系统通知；第五步，对“建议反馈”类帖子点击“采纳建议”，作者获得采纳积分。</w:t>
+      </w:r>
+    </w:p>
+    <w:p>
+      <w:pPr>
+        <w:spacing w:line="240" w:lineRule="auto" w:before="120" w:after="0"/>
+        <w:ind w:firstLine="0"/>
+        <w:jc w:val="center"/>
+      </w:pPr>
+      <w:r>
+        <w:drawing>
+          <wp:inline xmlns:a="http://schemas.openxmlformats.org/drawingml/2006/main" xmlns:pic="http://schemas.openxmlformats.org/drawingml/2006/picture">
+            <wp:extent cx="5040000" cy="3150000"/>
+            <wp:docPr id="11" name="Picture 11"/>
+            <wp:cNvGraphicFramePr>
+              <a:graphicFrameLocks noChangeAspect="1"/>
+            </wp:cNvGraphicFramePr>
+            <a:graphic>
+              <a:graphicData uri="http://schemas.openxmlformats.org/drawingml/2006/picture">
+                <pic:pic>
+                  <pic:nvPicPr>
+                    <pic:cNvPr id="0" name="admin-article.png"/>
+                    <pic:cNvPicPr/>
+                  </pic:nvPicPr>
+                  <pic:blipFill>
+                    <a:blip r:embed="rId21"/>
+                    <a:stretch>
+                      <a:fillRect/>
+                    </a:stretch>
+                  </pic:blipFill>
+                  <pic:spPr>
+                    <a:xfrm>
+                      <a:off x="0" y="0"/>
+                      <a:ext cx="5040000" cy="3150000"/>
+                    </a:xfrm>
+                    <a:prstGeom prst="rect"/>
+                  </pic:spPr>
+                </pic:pic>
+              </a:graphicData>
+            </a:graphic>
+          </wp:inline>
+        </w:drawing>
+      </w:r>
+    </w:p>
+    <w:p>
+      <w:pPr>
+        <w:spacing w:before="80" w:after="80"/>
+        <w:ind w:firstLineChars="0" w:firstLine="0"/>
+        <w:jc w:val="center"/>
+      </w:pPr>
+      <w:r>
+        <w:t>图19 帖子管理页面</w:t>
+      </w:r>
+    </w:p>
+    <w:p>
+      <w:pPr>
         <w:pStyle w:val="21"/>
         <w:rPr>
           <w:lang w:eastAsia="zh-CN"/>
@@ -5929,6 +7858,67 @@
     </w:p>
     <w:p>
       <w:pPr>
+        <w:rPr>
+          <w:lang w:eastAsia="zh-CN"/>
+        </w:rPr>
+      </w:pPr>
+      <w:r>
+        <w:t>标签管理页面如图20所示：点击“新增标签”可添加标签并选择用途类型（普通、建议反馈、问题求助），勾选标签后点击“批量删除”可批量移除，列表每条记录提供“编辑”“删除”操作；“建议反馈”“问题求助”类标签用于业务联动（如建议采纳、求助问答）。</w:t>
+      </w:r>
+    </w:p>
+    <w:p>
+      <w:pPr>
+        <w:spacing w:line="240" w:lineRule="auto" w:before="120" w:after="0"/>
+        <w:ind w:firstLine="0"/>
+        <w:jc w:val="center"/>
+      </w:pPr>
+      <w:r>
+        <w:drawing>
+          <wp:inline xmlns:a="http://schemas.openxmlformats.org/drawingml/2006/main" xmlns:pic="http://schemas.openxmlformats.org/drawingml/2006/picture">
+            <wp:extent cx="5040000" cy="3150000"/>
+            <wp:docPr id="24" name="Picture 24"/>
+            <wp:cNvGraphicFramePr>
+              <a:graphicFrameLocks noChangeAspect="1"/>
+            </wp:cNvGraphicFramePr>
+            <a:graphic>
+              <a:graphicData uri="http://schemas.openxmlformats.org/drawingml/2006/picture">
+                <pic:pic>
+                  <pic:nvPicPr>
+                    <pic:cNvPr id="0" name="admin-articleLable.png"/>
+                    <pic:cNvPicPr/>
+                  </pic:nvPicPr>
+                  <pic:blipFill>
+                    <a:blip r:embed="rId34"/>
+                    <a:stretch>
+                      <a:fillRect/>
+                    </a:stretch>
+                  </pic:blipFill>
+                  <pic:spPr>
+                    <a:xfrm>
+                      <a:off x="0" y="0"/>
+                      <a:ext cx="5040000" cy="3150000"/>
+                    </a:xfrm>
+                    <a:prstGeom prst="rect"/>
+                  </pic:spPr>
+                </pic:pic>
+              </a:graphicData>
+            </a:graphic>
+          </wp:inline>
+        </w:drawing>
+      </w:r>
+    </w:p>
+    <w:p>
+      <w:pPr>
+        <w:spacing w:before="80" w:after="80"/>
+        <w:ind w:firstLineChars="0" w:firstLine="0"/>
+        <w:jc w:val="center"/>
+      </w:pPr>
+      <w:r>
+        <w:t>图20 标签管理页面</w:t>
+      </w:r>
+    </w:p>
+    <w:p>
+      <w:pPr>
         <w:pStyle w:val="21"/>
         <w:rPr>
           <w:lang w:eastAsia="zh-CN"/>
@@ -6033,6 +8023,9 @@
         </w:rPr>
         <w:t>。举报人不得审核自己提交的举报，系统会进行身份校验。</w:t>
       </w:r>
+      <w:r>
+        <w:t>举报核实通过后举报人获得积分奖励；但举报通过本身不会自动给被举报者扣分，是否登记违规由管理员在违规管理中另行操作。</w:t>
+      </w:r>
     </w:p>
     <w:p>
       <w:pPr>
@@ -6091,6 +8084,67 @@
           <w:lang w:eastAsia="zh-CN"/>
         </w:rPr>
         <w:t>并填写扣分值，对恶意举报人进行扣分并通知，维护举报秩序。</w:t>
+      </w:r>
+    </w:p>
+    <w:p>
+      <w:pPr>
+        <w:rPr>
+          <w:lang w:eastAsia="zh-CN"/>
+        </w:rPr>
+      </w:pPr>
+      <w:r>
+        <w:t>举报管理页面如图21所示：列表展示举报人、目标内容、举报原因与状态，同一内容的重复举报已折叠；可按状态筛选并查询。待审核记录提供“仅确认”“确认并扣分”“驳回”三个操作：仅确认表示核实属实但不扣分，确认并扣分在核实后按规则扣分，驳回时可按需勾选恶意举报并填写扣分值。</w:t>
+      </w:r>
+    </w:p>
+    <w:p>
+      <w:pPr>
+        <w:spacing w:line="240" w:lineRule="auto" w:before="120" w:after="0"/>
+        <w:ind w:firstLine="0"/>
+        <w:jc w:val="center"/>
+      </w:pPr>
+      <w:r>
+        <w:drawing>
+          <wp:inline xmlns:a="http://schemas.openxmlformats.org/drawingml/2006/main" xmlns:pic="http://schemas.openxmlformats.org/drawingml/2006/picture">
+            <wp:extent cx="5040000" cy="3150000"/>
+            <wp:docPr id="25" name="Picture 25"/>
+            <wp:cNvGraphicFramePr>
+              <a:graphicFrameLocks noChangeAspect="1"/>
+            </wp:cNvGraphicFramePr>
+            <a:graphic>
+              <a:graphicData uri="http://schemas.openxmlformats.org/drawingml/2006/picture">
+                <pic:pic>
+                  <pic:nvPicPr>
+                    <pic:cNvPr id="0" name="admin-report.png"/>
+                    <pic:cNvPicPr/>
+                  </pic:nvPicPr>
+                  <pic:blipFill>
+                    <a:blip r:embed="rId35"/>
+                    <a:stretch>
+                      <a:fillRect/>
+                    </a:stretch>
+                  </pic:blipFill>
+                  <pic:spPr>
+                    <a:xfrm>
+                      <a:off x="0" y="0"/>
+                      <a:ext cx="5040000" cy="3150000"/>
+                    </a:xfrm>
+                    <a:prstGeom prst="rect"/>
+                  </pic:spPr>
+                </pic:pic>
+              </a:graphicData>
+            </a:graphic>
+          </wp:inline>
+        </w:drawing>
+      </w:r>
+    </w:p>
+    <w:p>
+      <w:pPr>
+        <w:spacing w:before="80" w:after="80"/>
+        <w:ind w:firstLineChars="0" w:firstLine="0"/>
+        <w:jc w:val="center"/>
+      </w:pPr>
+      <w:r>
+        <w:t>图21 举报管理页面</w:t>
       </w:r>
     </w:p>
     <w:p>
@@ -6150,7 +8204,7 @@
         <w:rPr>
           <w:lang w:eastAsia="zh-CN"/>
         </w:rPr>
-        <w:t>对违规内容登记违规记录，选择违规类型（违法违规、人身攻击、恶意灌水等）并扣除相应积分，可同步隐藏或删除违规内容。</w:t>
+        <w:t>对违规内容登记违规记录，选择违规类型（违法违规、人身攻击、恶意灌水等）并扣除相应积分。登记后系统自动删除关联内容并扣分；泄露秘密类违规永久限制发帖，其他类型月度累计扣分超过20分自动限制发帖7天。</w:t>
       </w:r>
     </w:p>
     <w:p>
@@ -6249,6 +8303,67 @@
     </w:p>
     <w:p>
       <w:pPr>
+        <w:rPr>
+          <w:lang w:eastAsia="zh-CN"/>
+        </w:rPr>
+      </w:pPr>
+      <w:r>
+        <w:t>违规管理页面如图22所示：上方为“新增违规记录”表单，可选择用户、违规类型、关联内容并填写备注后点击“记录违规”；下方为违规记录列表，展示用户、违规类型、扣分、关联内容、状态与操作；“生效中”的记录可点击“取消违规”，回滚扣分并恢复内容可见性。</w:t>
+      </w:r>
+    </w:p>
+    <w:p>
+      <w:pPr>
+        <w:spacing w:line="240" w:lineRule="auto" w:before="120" w:after="0"/>
+        <w:ind w:firstLine="0"/>
+        <w:jc w:val="center"/>
+      </w:pPr>
+      <w:r>
+        <w:drawing>
+          <wp:inline xmlns:a="http://schemas.openxmlformats.org/drawingml/2006/main" xmlns:pic="http://schemas.openxmlformats.org/drawingml/2006/picture">
+            <wp:extent cx="5040000" cy="3150000"/>
+            <wp:docPr id="26" name="Picture 26"/>
+            <wp:cNvGraphicFramePr>
+              <a:graphicFrameLocks noChangeAspect="1"/>
+            </wp:cNvGraphicFramePr>
+            <a:graphic>
+              <a:graphicData uri="http://schemas.openxmlformats.org/drawingml/2006/picture">
+                <pic:pic>
+                  <pic:nvPicPr>
+                    <pic:cNvPr id="0" name="admin-violation.png"/>
+                    <pic:cNvPicPr/>
+                  </pic:nvPicPr>
+                  <pic:blipFill>
+                    <a:blip r:embed="rId36"/>
+                    <a:stretch>
+                      <a:fillRect/>
+                    </a:stretch>
+                  </pic:blipFill>
+                  <pic:spPr>
+                    <a:xfrm>
+                      <a:off x="0" y="0"/>
+                      <a:ext cx="5040000" cy="3150000"/>
+                    </a:xfrm>
+                    <a:prstGeom prst="rect"/>
+                  </pic:spPr>
+                </pic:pic>
+              </a:graphicData>
+            </a:graphic>
+          </wp:inline>
+        </w:drawing>
+      </w:r>
+    </w:p>
+    <w:p>
+      <w:pPr>
+        <w:spacing w:before="80" w:after="80"/>
+        <w:ind w:firstLineChars="0" w:firstLine="0"/>
+        <w:jc w:val="center"/>
+      </w:pPr>
+      <w:r>
+        <w:t>图22 违规管理页面</w:t>
+      </w:r>
+    </w:p>
+    <w:p>
+      <w:pPr>
         <w:pStyle w:val="21"/>
         <w:rPr>
           <w:lang w:eastAsia="zh-CN"/>
@@ -6281,7 +8396,68 @@
         <w:rPr>
           <w:lang w:eastAsia="zh-CN"/>
         </w:rPr>
-        <w:t>审核用户提交的申诉（违规申诉、积分申诉等）。违规申诉审核通过后，系统自动取消对应违规并加回扣分。</w:t>
+        <w:t>审核用户提交的申诉（违规申诉、积分申诉等）。违规申诉审核通过后，系统自动取消对应违规：回滚扣分、恢复被删除内容的可见性，并在无其他有效违规时解除发帖限制。申诉被驳回则维持原处理。</w:t>
+      </w:r>
+    </w:p>
+    <w:p>
+      <w:pPr>
+        <w:rPr>
+          <w:lang w:eastAsia="zh-CN"/>
+        </w:rPr>
+      </w:pPr>
+      <w:r>
+        <w:t>申诉管理页面如图23所示：列表展示申诉人、申诉类型、关联违规、申诉内容、状态与审核结果；可按状态筛选并查询。审核通过后系统自动取消对应违规并加回扣分，驳回则维持原处理，审核结果会反馈给申诉人。</w:t>
+      </w:r>
+    </w:p>
+    <w:p>
+      <w:pPr>
+        <w:spacing w:line="240" w:lineRule="auto" w:before="120" w:after="0"/>
+        <w:ind w:firstLine="0"/>
+        <w:jc w:val="center"/>
+      </w:pPr>
+      <w:r>
+        <w:drawing>
+          <wp:inline xmlns:a="http://schemas.openxmlformats.org/drawingml/2006/main" xmlns:pic="http://schemas.openxmlformats.org/drawingml/2006/picture">
+            <wp:extent cx="5040000" cy="3150000"/>
+            <wp:docPr id="27" name="Picture 27"/>
+            <wp:cNvGraphicFramePr>
+              <a:graphicFrameLocks noChangeAspect="1"/>
+            </wp:cNvGraphicFramePr>
+            <a:graphic>
+              <a:graphicData uri="http://schemas.openxmlformats.org/drawingml/2006/picture">
+                <pic:pic>
+                  <pic:nvPicPr>
+                    <pic:cNvPr id="0" name="admin-appeal.png"/>
+                    <pic:cNvPicPr/>
+                  </pic:nvPicPr>
+                  <pic:blipFill>
+                    <a:blip r:embed="rId37"/>
+                    <a:stretch>
+                      <a:fillRect/>
+                    </a:stretch>
+                  </pic:blipFill>
+                  <pic:spPr>
+                    <a:xfrm>
+                      <a:off x="0" y="0"/>
+                      <a:ext cx="5040000" cy="3150000"/>
+                    </a:xfrm>
+                    <a:prstGeom prst="rect"/>
+                  </pic:spPr>
+                </pic:pic>
+              </a:graphicData>
+            </a:graphic>
+          </wp:inline>
+        </w:drawing>
+      </w:r>
+    </w:p>
+    <w:p>
+      <w:pPr>
+        <w:spacing w:before="80" w:after="80"/>
+        <w:ind w:firstLineChars="0" w:firstLine="0"/>
+        <w:jc w:val="center"/>
+      </w:pPr>
+      <w:r>
+        <w:t>图23 申诉管理页面</w:t>
       </w:r>
     </w:p>
     <w:p>
@@ -6380,6 +8556,67 @@
     </w:p>
     <w:p>
       <w:pPr>
+        <w:rPr>
+          <w:lang w:eastAsia="zh-CN"/>
+        </w:rPr>
+      </w:pPr>
+      <w:r>
+        <w:t>版主管理页面如图24所示，包含三个功能区域：一是“自动发放设置”，可开启自动发放开关、设置每月发放日期并保存，也可点击“立即触发”手动发放本月奖励；二是“任命版主”，搜索用户并选择板块后点击“任命”；三是“当前版主”列表，展示版主与管理板块，可执行“取消奖励”或“撤销”。</w:t>
+      </w:r>
+    </w:p>
+    <w:p>
+      <w:pPr>
+        <w:spacing w:line="240" w:lineRule="auto" w:before="120" w:after="0"/>
+        <w:ind w:firstLine="0"/>
+        <w:jc w:val="center"/>
+      </w:pPr>
+      <w:r>
+        <w:drawing>
+          <wp:inline xmlns:a="http://schemas.openxmlformats.org/drawingml/2006/main" xmlns:pic="http://schemas.openxmlformats.org/drawingml/2006/picture">
+            <wp:extent cx="5040000" cy="3150000"/>
+            <wp:docPr id="28" name="Picture 28"/>
+            <wp:cNvGraphicFramePr>
+              <a:graphicFrameLocks noChangeAspect="1"/>
+            </wp:cNvGraphicFramePr>
+            <a:graphic>
+              <a:graphicData uri="http://schemas.openxmlformats.org/drawingml/2006/picture">
+                <pic:pic>
+                  <pic:nvPicPr>
+                    <pic:cNvPr id="0" name="admin-moderator.png"/>
+                    <pic:cNvPicPr/>
+                  </pic:nvPicPr>
+                  <pic:blipFill>
+                    <a:blip r:embed="rId38"/>
+                    <a:stretch>
+                      <a:fillRect/>
+                    </a:stretch>
+                  </pic:blipFill>
+                  <pic:spPr>
+                    <a:xfrm>
+                      <a:off x="0" y="0"/>
+                      <a:ext cx="5040000" cy="3150000"/>
+                    </a:xfrm>
+                    <a:prstGeom prst="rect"/>
+                  </pic:spPr>
+                </pic:pic>
+              </a:graphicData>
+            </a:graphic>
+          </wp:inline>
+        </w:drawing>
+      </w:r>
+    </w:p>
+    <w:p>
+      <w:pPr>
+        <w:spacing w:before="80" w:after="80"/>
+        <w:ind w:firstLineChars="0" w:firstLine="0"/>
+        <w:jc w:val="center"/>
+      </w:pPr>
+      <w:r>
+        <w:t>图24 版主管理页面</w:t>
+      </w:r>
+    </w:p>
+    <w:p>
+      <w:pPr>
         <w:pStyle w:val="21"/>
         <w:rPr>
           <w:lang w:eastAsia="zh-CN"/>
@@ -6412,7 +8649,7 @@
         <w:rPr>
           <w:lang w:eastAsia="zh-CN"/>
         </w:rPr>
-        <w:t>处理用户对版主的投诉，查看投诉内容并作出审核处理。</w:t>
+        <w:t>处理用户对版主提交的投诉。在版主投诉管理列表中查看投诉人、被投诉版主、投诉内容与提交时间，可按状态筛选。核实后作出通过或驳回处理，处理结果由系统通知投诉人；对投诉属实的版主，管理员可另行执行提醒、暂停或撤销版主资格。</w:t>
       </w:r>
     </w:p>
     <w:p>
@@ -6486,6 +8723,128 @@
           <w:lang w:eastAsia="zh-CN"/>
         </w:rPr>
         <w:t>中复核通过或驳回。</w:t>
+      </w:r>
+    </w:p>
+    <w:p>
+      <w:pPr>
+        <w:rPr>
+          <w:lang w:eastAsia="zh-CN"/>
+        </w:rPr>
+      </w:pPr>
+      <w:r>
+        <w:t>精华帖审批页面（如图25所示）：版主推荐的精华内容进入“待审核”，管理员可按“全部、待审核、已通过、已拒绝”筛选，审核通过后帖子进入精华专区。</w:t>
+      </w:r>
+    </w:p>
+    <w:p>
+      <w:pPr>
+        <w:spacing w:line="240" w:lineRule="auto" w:before="120" w:after="0"/>
+        <w:ind w:firstLine="0"/>
+        <w:jc w:val="center"/>
+      </w:pPr>
+      <w:r>
+        <w:drawing>
+          <wp:inline xmlns:a="http://schemas.openxmlformats.org/drawingml/2006/main" xmlns:pic="http://schemas.openxmlformats.org/drawingml/2006/picture">
+            <wp:extent cx="5040000" cy="3150000"/>
+            <wp:docPr id="29" name="Picture 29"/>
+            <wp:cNvGraphicFramePr>
+              <a:graphicFrameLocks noChangeAspect="1"/>
+            </wp:cNvGraphicFramePr>
+            <a:graphic>
+              <a:graphicData uri="http://schemas.openxmlformats.org/drawingml/2006/picture">
+                <pic:pic>
+                  <pic:nvPicPr>
+                    <pic:cNvPr id="0" name="admin-featured-recommendation.png"/>
+                    <pic:cNvPicPr/>
+                  </pic:nvPicPr>
+                  <pic:blipFill>
+                    <a:blip r:embed="rId39"/>
+                    <a:stretch>
+                      <a:fillRect/>
+                    </a:stretch>
+                  </pic:blipFill>
+                  <pic:spPr>
+                    <a:xfrm>
+                      <a:off x="0" y="0"/>
+                      <a:ext cx="5040000" cy="3150000"/>
+                    </a:xfrm>
+                    <a:prstGeom prst="rect"/>
+                  </pic:spPr>
+                </pic:pic>
+              </a:graphicData>
+            </a:graphic>
+          </wp:inline>
+        </w:drawing>
+      </w:r>
+    </w:p>
+    <w:p>
+      <w:pPr>
+        <w:spacing w:before="80" w:after="80"/>
+        <w:ind w:firstLineChars="0" w:firstLine="0"/>
+        <w:jc w:val="center"/>
+      </w:pPr>
+      <w:r>
+        <w:t>图25 精华帖审批页面</w:t>
+      </w:r>
+    </w:p>
+    <w:p>
+      <w:pPr>
+        <w:rPr>
+          <w:lang w:eastAsia="zh-CN"/>
+        </w:rPr>
+      </w:pPr>
+      <w:r>
+        <w:t>采纳审批页面（如图26所示）：问题求助帖的最佳解答经采纳申请后在此复核，通过后作者获得采纳积分；无待处理事项时页面显示“暂无待审批的采纳”。</w:t>
+      </w:r>
+    </w:p>
+    <w:p>
+      <w:pPr>
+        <w:spacing w:line="240" w:lineRule="auto" w:before="120" w:after="0"/>
+        <w:ind w:firstLine="0"/>
+        <w:jc w:val="center"/>
+      </w:pPr>
+      <w:r>
+        <w:drawing>
+          <wp:inline xmlns:a="http://schemas.openxmlformats.org/drawingml/2006/main" xmlns:pic="http://schemas.openxmlformats.org/drawingml/2006/picture">
+            <wp:extent cx="5040000" cy="3150000"/>
+            <wp:docPr id="30" name="Picture 30"/>
+            <wp:cNvGraphicFramePr>
+              <a:graphicFrameLocks noChangeAspect="1"/>
+            </wp:cNvGraphicFramePr>
+            <a:graphic>
+              <a:graphicData uri="http://schemas.openxmlformats.org/drawingml/2006/picture">
+                <pic:pic>
+                  <pic:nvPicPr>
+                    <pic:cNvPr id="0" name="admin-approve-adopt.png"/>
+                    <pic:cNvPicPr/>
+                  </pic:nvPicPr>
+                  <pic:blipFill>
+                    <a:blip r:embed="rId40"/>
+                    <a:stretch>
+                      <a:fillRect/>
+                    </a:stretch>
+                  </pic:blipFill>
+                  <pic:spPr>
+                    <a:xfrm>
+                      <a:off x="0" y="0"/>
+                      <a:ext cx="5040000" cy="3150000"/>
+                    </a:xfrm>
+                    <a:prstGeom prst="rect"/>
+                  </pic:spPr>
+                </pic:pic>
+              </a:graphicData>
+            </a:graphic>
+          </wp:inline>
+        </w:drawing>
+      </w:r>
+    </w:p>
+    <w:p>
+      <w:pPr>
+        <w:spacing w:before="80" w:after="80"/>
+        <w:ind w:firstLineChars="0" w:firstLine="0"/>
+        <w:jc w:val="center"/>
+      </w:pPr>
+      <w:r>
+        <w:t>图26 采纳审批页面</w:t>
       </w:r>
     </w:p>
     <w:p>
@@ -6528,6 +8887,67 @@
     </w:p>
     <w:p>
       <w:pPr>
+        <w:rPr>
+          <w:lang w:eastAsia="zh-CN"/>
+        </w:rPr>
+      </w:pPr>
+      <w:r>
+        <w:t>敏感词管理页面如图27所示：在页面顶部输入框输入敏感词后回车或点击“添加”；支持按关键词搜索敏感词，可导出或导入敏感词列表；列表中的词条可点击“删除”移除。发布内容命中敏感词时，按系统策略进行拦截或替换。</w:t>
+      </w:r>
+    </w:p>
+    <w:p>
+      <w:pPr>
+        <w:spacing w:line="240" w:lineRule="auto" w:before="120" w:after="0"/>
+        <w:ind w:firstLine="0"/>
+        <w:jc w:val="center"/>
+      </w:pPr>
+      <w:r>
+        <w:drawing>
+          <wp:inline xmlns:a="http://schemas.openxmlformats.org/drawingml/2006/main" xmlns:pic="http://schemas.openxmlformats.org/drawingml/2006/picture">
+            <wp:extent cx="5040000" cy="3150000"/>
+            <wp:docPr id="12" name="Picture 12"/>
+            <wp:cNvGraphicFramePr>
+              <a:graphicFrameLocks noChangeAspect="1"/>
+            </wp:cNvGraphicFramePr>
+            <a:graphic>
+              <a:graphicData uri="http://schemas.openxmlformats.org/drawingml/2006/picture">
+                <pic:pic>
+                  <pic:nvPicPr>
+                    <pic:cNvPr id="0" name="admin-sensitiveword.png"/>
+                    <pic:cNvPicPr/>
+                  </pic:nvPicPr>
+                  <pic:blipFill>
+                    <a:blip r:embed="rId22"/>
+                    <a:stretch>
+                      <a:fillRect/>
+                    </a:stretch>
+                  </pic:blipFill>
+                  <pic:spPr>
+                    <a:xfrm>
+                      <a:off x="0" y="0"/>
+                      <a:ext cx="5040000" cy="3150000"/>
+                    </a:xfrm>
+                    <a:prstGeom prst="rect"/>
+                  </pic:spPr>
+                </pic:pic>
+              </a:graphicData>
+            </a:graphic>
+          </wp:inline>
+        </w:drawing>
+      </w:r>
+    </w:p>
+    <w:p>
+      <w:pPr>
+        <w:spacing w:before="80" w:after="80"/>
+        <w:ind w:firstLineChars="0" w:firstLine="0"/>
+        <w:jc w:val="center"/>
+      </w:pPr>
+      <w:r>
+        <w:t>图27 敏感词管理页面</w:t>
+      </w:r>
+    </w:p>
+    <w:p>
+      <w:pPr>
         <w:pStyle w:val="21"/>
         <w:rPr>
           <w:lang w:eastAsia="zh-CN"/>
@@ -6565,6 +8985,67 @@
     </w:p>
     <w:p>
       <w:pPr>
+        <w:rPr>
+          <w:lang w:eastAsia="zh-CN"/>
+        </w:rPr>
+      </w:pPr>
+      <w:r>
+        <w:t>组织管理页面如图28所示：可维护单位（组织机构）树，通过每行的“排名”“显示”开关，控制各单位是否参与积分排名及是否在用户前台展示；配置完成后点击“保存配置”生效。</w:t>
+      </w:r>
+    </w:p>
+    <w:p>
+      <w:pPr>
+        <w:spacing w:line="240" w:lineRule="auto" w:before="120" w:after="0"/>
+        <w:ind w:firstLine="0"/>
+        <w:jc w:val="center"/>
+      </w:pPr>
+      <w:r>
+        <w:drawing>
+          <wp:inline xmlns:a="http://schemas.openxmlformats.org/drawingml/2006/main" xmlns:pic="http://schemas.openxmlformats.org/drawingml/2006/picture">
+            <wp:extent cx="5040000" cy="3150000"/>
+            <wp:docPr id="13" name="Picture 13"/>
+            <wp:cNvGraphicFramePr>
+              <a:graphicFrameLocks noChangeAspect="1"/>
+            </wp:cNvGraphicFramePr>
+            <a:graphic>
+              <a:graphicData uri="http://schemas.openxmlformats.org/drawingml/2006/picture">
+                <pic:pic>
+                  <pic:nvPicPr>
+                    <pic:cNvPr id="0" name="admin-points-config.png"/>
+                    <pic:cNvPicPr/>
+                  </pic:nvPicPr>
+                  <pic:blipFill>
+                    <a:blip r:embed="rId23"/>
+                    <a:stretch>
+                      <a:fillRect/>
+                    </a:stretch>
+                  </pic:blipFill>
+                  <pic:spPr>
+                    <a:xfrm>
+                      <a:off x="0" y="0"/>
+                      <a:ext cx="5040000" cy="3150000"/>
+                    </a:xfrm>
+                    <a:prstGeom prst="rect"/>
+                  </pic:spPr>
+                </pic:pic>
+              </a:graphicData>
+            </a:graphic>
+          </wp:inline>
+        </w:drawing>
+      </w:r>
+    </w:p>
+    <w:p>
+      <w:pPr>
+        <w:spacing w:before="80" w:after="80"/>
+        <w:ind w:firstLineChars="0" w:firstLine="0"/>
+        <w:jc w:val="center"/>
+      </w:pPr>
+      <w:r>
+        <w:t>图28 组织管理页面</w:t>
+      </w:r>
+    </w:p>
+    <w:p>
+      <w:pPr>
         <w:pStyle w:val="21"/>
         <w:rPr>
           <w:lang w:eastAsia="zh-CN"/>
@@ -6614,6 +9095,128 @@
     </w:p>
     <w:p>
       <w:pPr>
+        <w:rPr>
+          <w:lang w:eastAsia="zh-CN"/>
+        </w:rPr>
+      </w:pPr>
+      <w:r>
+        <w:t>积分排名页面如图29所示：可查看单位排名、个人排名与积分明细，支持按本月、本季、本年或自定义时间范围查看；点击“导出Excel”一键导出，文件包含单位排名、个人排名、积分明细多个工作表。</w:t>
+      </w:r>
+    </w:p>
+    <w:p>
+      <w:pPr>
+        <w:spacing w:line="240" w:lineRule="auto" w:before="120" w:after="0"/>
+        <w:ind w:firstLine="0"/>
+        <w:jc w:val="center"/>
+      </w:pPr>
+      <w:r>
+        <w:drawing>
+          <wp:inline xmlns:a="http://schemas.openxmlformats.org/drawingml/2006/main" xmlns:pic="http://schemas.openxmlformats.org/drawingml/2006/picture">
+            <wp:extent cx="5040000" cy="3150000"/>
+            <wp:docPr id="14" name="Picture 14"/>
+            <wp:cNvGraphicFramePr>
+              <a:graphicFrameLocks noChangeAspect="1"/>
+            </wp:cNvGraphicFramePr>
+            <a:graphic>
+              <a:graphicData uri="http://schemas.openxmlformats.org/drawingml/2006/picture">
+                <pic:pic>
+                  <pic:nvPicPr>
+                    <pic:cNvPr id="0" name="admin-points.png"/>
+                    <pic:cNvPicPr/>
+                  </pic:nvPicPr>
+                  <pic:blipFill>
+                    <a:blip r:embed="rId24"/>
+                    <a:stretch>
+                      <a:fillRect/>
+                    </a:stretch>
+                  </pic:blipFill>
+                  <pic:spPr>
+                    <a:xfrm>
+                      <a:off x="0" y="0"/>
+                      <a:ext cx="5040000" cy="3150000"/>
+                    </a:xfrm>
+                    <a:prstGeom prst="rect"/>
+                  </pic:spPr>
+                </pic:pic>
+              </a:graphicData>
+            </a:graphic>
+          </wp:inline>
+        </w:drawing>
+      </w:r>
+    </w:p>
+    <w:p>
+      <w:pPr>
+        <w:spacing w:before="80" w:after="80"/>
+        <w:ind w:firstLineChars="0" w:firstLine="0"/>
+        <w:jc w:val="center"/>
+      </w:pPr>
+      <w:r>
+        <w:t>图29 积分排名管理页面</w:t>
+      </w:r>
+    </w:p>
+    <w:p>
+      <w:pPr>
+        <w:rPr>
+          <w:lang w:eastAsia="zh-CN"/>
+        </w:rPr>
+      </w:pPr>
+      <w:r>
+        <w:t>点击排名条目可进入“积分排名详情”页面（如图30所示），查看“当月排名”与“累计排名”两个页签下的单位/个人排名数据（含发帖数、回帖数），便于对比各单位积分动态。</w:t>
+      </w:r>
+    </w:p>
+    <w:p>
+      <w:pPr>
+        <w:spacing w:line="240" w:lineRule="auto" w:before="120" w:after="0"/>
+        <w:ind w:firstLine="0"/>
+        <w:jc w:val="center"/>
+      </w:pPr>
+      <w:r>
+        <w:drawing>
+          <wp:inline xmlns:a="http://schemas.openxmlformats.org/drawingml/2006/main" xmlns:pic="http://schemas.openxmlformats.org/drawingml/2006/picture">
+            <wp:extent cx="5040000" cy="3150000"/>
+            <wp:docPr id="31" name="Picture 31"/>
+            <wp:cNvGraphicFramePr>
+              <a:graphicFrameLocks noChangeAspect="1"/>
+            </wp:cNvGraphicFramePr>
+            <a:graphic>
+              <a:graphicData uri="http://schemas.openxmlformats.org/drawingml/2006/picture">
+                <pic:pic>
+                  <pic:nvPicPr>
+                    <pic:cNvPr id="0" name="admin-points-detail.png"/>
+                    <pic:cNvPicPr/>
+                  </pic:nvPicPr>
+                  <pic:blipFill>
+                    <a:blip r:embed="rId41"/>
+                    <a:stretch>
+                      <a:fillRect/>
+                    </a:stretch>
+                  </pic:blipFill>
+                  <pic:spPr>
+                    <a:xfrm>
+                      <a:off x="0" y="0"/>
+                      <a:ext cx="5040000" cy="3150000"/>
+                    </a:xfrm>
+                    <a:prstGeom prst="rect"/>
+                  </pic:spPr>
+                </pic:pic>
+              </a:graphicData>
+            </a:graphic>
+          </wp:inline>
+        </w:drawing>
+      </w:r>
+    </w:p>
+    <w:p>
+      <w:pPr>
+        <w:spacing w:before="80" w:after="80"/>
+        <w:ind w:firstLineChars="0" w:firstLine="0"/>
+        <w:jc w:val="center"/>
+      </w:pPr>
+      <w:r>
+        <w:t>图30 积分排名详情页面</w:t>
+      </w:r>
+    </w:p>
+    <w:p>
+      <w:pPr>
         <w:pStyle w:val="21"/>
         <w:rPr>
           <w:lang w:eastAsia="zh-CN"/>
@@ -6646,7 +9249,7 @@
         <w:rPr>
           <w:lang w:eastAsia="zh-CN"/>
         </w:rPr>
-        <w:t>管理社区板块与内容审核，如板块启用状态、内容处置等。</w:t>
+        <w:t>管理社区板块的启用与停用，以及板块内内容的整体处置。停用板块后该板块帖子不再对外展示；可对板块内容执行批量隐藏或恢复操作。具体功能以实际系统配置为准。</w:t>
       </w:r>
     </w:p>
     <w:p>
@@ -6741,6 +9344,67 @@
           <w:lang w:eastAsia="zh-CN"/>
         </w:rPr>
         <w:t>维护积分分值、违规类型等字典数据，调整后按新值生效。</w:t>
+      </w:r>
+    </w:p>
+    <w:p>
+      <w:pPr>
+        <w:rPr>
+          <w:lang w:eastAsia="zh-CN"/>
+        </w:rPr>
+      </w:pPr>
+      <w:r>
+        <w:t>在“配置管理-数据字典”页面（如图31所示）可维护积分分值、违规类型等字典数据，每条记录支持编辑与删除，调整后按新值生效。</w:t>
+      </w:r>
+    </w:p>
+    <w:p>
+      <w:pPr>
+        <w:spacing w:line="240" w:lineRule="auto" w:before="120" w:after="0"/>
+        <w:ind w:firstLine="0"/>
+        <w:jc w:val="center"/>
+      </w:pPr>
+      <w:r>
+        <w:drawing>
+          <wp:inline xmlns:a="http://schemas.openxmlformats.org/drawingml/2006/main" xmlns:pic="http://schemas.openxmlformats.org/drawingml/2006/picture">
+            <wp:extent cx="5040000" cy="3150000"/>
+            <wp:docPr id="15" name="Picture 15"/>
+            <wp:cNvGraphicFramePr>
+              <a:graphicFrameLocks noChangeAspect="1"/>
+            </wp:cNvGraphicFramePr>
+            <a:graphic>
+              <a:graphicData uri="http://schemas.openxmlformats.org/drawingml/2006/picture">
+                <pic:pic>
+                  <pic:nvPicPr>
+                    <pic:cNvPr id="0" name="admin-dict.png"/>
+                    <pic:cNvPicPr/>
+                  </pic:nvPicPr>
+                  <pic:blipFill>
+                    <a:blip r:embed="rId25"/>
+                    <a:stretch>
+                      <a:fillRect/>
+                    </a:stretch>
+                  </pic:blipFill>
+                  <pic:spPr>
+                    <a:xfrm>
+                      <a:off x="0" y="0"/>
+                      <a:ext cx="5040000" cy="3150000"/>
+                    </a:xfrm>
+                    <a:prstGeom prst="rect"/>
+                  </pic:spPr>
+                </pic:pic>
+              </a:graphicData>
+            </a:graphic>
+          </wp:inline>
+        </w:drawing>
+      </w:r>
+    </w:p>
+    <w:p>
+      <w:pPr>
+        <w:spacing w:before="80" w:after="80"/>
+        <w:ind w:firstLineChars="0" w:firstLine="0"/>
+        <w:jc w:val="center"/>
+      </w:pPr>
+      <w:r>
+        <w:t>图31 数据字典配置页面</w:t>
       </w:r>
     </w:p>
     <w:p>
@@ -7070,31 +9734,27 @@
         <w:rPr>
           <w:lang w:eastAsia="zh-CN"/>
         </w:rPr>
-        <w:t>建议使用</w:t>
-      </w:r>
-      <w:r>
-        <w:rPr>
-          <w:lang w:eastAsia="zh-CN"/>
-        </w:rPr>
-        <w:t xml:space="preserve"> Chrome</w:t>
-      </w:r>
-      <w:r>
-        <w:rPr>
-          <w:lang w:eastAsia="zh-CN"/>
-        </w:rPr>
-        <w:t>、</w:t>
-      </w:r>
-      <w:r>
-        <w:rPr>
-          <w:lang w:eastAsia="zh-CN"/>
-        </w:rPr>
-        <w:t xml:space="preserve">Edge </w:t>
-      </w:r>
-      <w:r>
-        <w:rPr>
-          <w:lang w:eastAsia="zh-CN"/>
-        </w:rPr>
-        <w:t>等主流浏览器访问系统；如页面显示异常，请清除浏览器缓存后刷新重试。</w:t>
+        <w:t>建议使用 Chrome 90+ 或 Edge 90+ 等主流 Chromium 内核浏览器访问系统；如页面显示异常，请清除浏览器缓存后刷新重试。不建议使用 IE 浏览器。</w:t>
+      </w:r>
+      <w:r>
+        <w:rPr>
+          <w:lang w:eastAsia="zh-CN"/>
+        </w:rPr>
+      </w:r>
+      <w:r>
+        <w:rPr>
+          <w:lang w:eastAsia="zh-CN"/>
+        </w:rPr>
+      </w:r>
+      <w:r>
+        <w:rPr>
+          <w:lang w:eastAsia="zh-CN"/>
+        </w:rPr>
+      </w:r>
+      <w:r>
+        <w:rPr>
+          <w:lang w:eastAsia="zh-CN"/>
+        </w:rPr>
       </w:r>
     </w:p>
     <w:p>
@@ -7135,21 +9795,19 @@
           <w:sz w:val="21"/>
           <w:lang w:eastAsia="zh-CN"/>
         </w:rPr>
-        <w:t>表</w:t>
+        <w:t>表4 文档修订记录</w:t>
       </w:r>
       <w:r>
         <w:rPr>
           <w:sz w:val="21"/>
           <w:lang w:eastAsia="zh-CN"/>
         </w:rPr>
-        <w:t xml:space="preserve">3 </w:t>
       </w:r>
       <w:r>
         <w:rPr>
           <w:sz w:val="21"/>
           <w:lang w:eastAsia="zh-CN"/>
         </w:rPr>
-        <w:t>文档修订记录</w:t>
       </w:r>
     </w:p>
     <w:tbl>
@@ -7274,25 +9932,22 @@
               <w:rPr>
                 <w:sz w:val="21"/>
               </w:rPr>
-              <w:t>2026</w:t>
+              <w:t>2026年10月13日</w:t>
             </w:r>
             <w:r>
               <w:rPr>
                 <w:sz w:val="21"/>
               </w:rPr>
-              <w:t>年</w:t>
             </w:r>
             <w:r>
               <w:rPr>
                 <w:sz w:val="21"/>
               </w:rPr>
-              <w:t>10</w:t>
             </w:r>
             <w:r>
               <w:rPr>
                 <w:sz w:val="21"/>
               </w:rPr>
-              <w:t>月</w:t>
             </w:r>
           </w:p>
         </w:tc>
@@ -7312,6 +9967,114 @@
                 <w:sz w:val="21"/>
               </w:rPr>
               <w:t>首次发布</w:t>
+            </w:r>
+          </w:p>
+        </w:tc>
+      </w:tr>
+      <w:tr>
+        <w:trPr>
+          <w:cantSplit/>
+          <w:jc w:val="center"/>
+        </w:trPr>
+        <w:tc>
+          <w:tcPr>
+            <w:tcW w:w="1701" w:type="dxa"/>
+            <w:vAlign w:val="center"/>
+          </w:tcPr>
+          <w:p>
+            <w:pPr>
+              <w:spacing w:line="240" w:lineRule="auto"/>
+              <w:ind w:firstLineChars="0" w:firstLine="0"/>
+              <w:jc w:val="center"/>
+            </w:pPr>
+            <w:r>
+              <w:t xml:space="preserve">V1.1</w:t>
+            </w:r>
+          </w:p>
+        </w:tc>
+        <w:tc>
+          <w:tcPr>
+            <w:tcW w:w="2268" w:type="dxa"/>
+            <w:vAlign w:val="center"/>
+          </w:tcPr>
+          <w:p>
+            <w:pPr>
+              <w:spacing w:line="240" w:lineRule="auto"/>
+              <w:ind w:firstLineChars="0" w:firstLine="0"/>
+              <w:jc w:val="left"/>
+            </w:pPr>
+            <w:r>
+              <w:t>2026年10月14日</w:t>
+            </w:r>
+          </w:p>
+        </w:tc>
+        <w:tc>
+          <w:tcPr>
+            <w:tcW w:w="5102" w:type="dxa"/>
+            <w:vAlign w:val="center"/>
+          </w:tcPr>
+          <w:p>
+            <w:pPr>
+              <w:spacing w:line="240" w:lineRule="auto"/>
+              <w:ind w:firstLineChars="0" w:firstLine="0"/>
+              <w:jc w:val="left"/>
+            </w:pPr>
+            <w:r>
+              <w:t>新增详细操作步骤与界面截图（图1～图15）</w:t>
+            </w:r>
+          </w:p>
+        </w:tc>
+      </w:tr>
+      <w:tr>
+        <w:trPr>
+          <w:cantSplit/>
+          <w:jc w:val="center"/>
+        </w:trPr>
+        <w:tc>
+          <w:tcPr>
+            <w:tcW w:w="1701" w:type="dxa"/>
+            <w:vAlign w:val="center"/>
+          </w:tcPr>
+          <w:p>
+            <w:pPr>
+              <w:spacing w:line="240" w:lineRule="auto"/>
+              <w:ind w:firstLineChars="0" w:firstLine="0"/>
+              <w:jc w:val="center"/>
+            </w:pPr>
+            <w:r>
+              <w:t xml:space="preserve">V1.2</w:t>
+            </w:r>
+          </w:p>
+        </w:tc>
+        <w:tc>
+          <w:tcPr>
+            <w:tcW w:w="2268" w:type="dxa"/>
+            <w:vAlign w:val="center"/>
+          </w:tcPr>
+          <w:p>
+            <w:pPr>
+              <w:spacing w:line="240" w:lineRule="auto"/>
+              <w:ind w:firstLineChars="0" w:firstLine="0"/>
+              <w:jc w:val="left"/>
+            </w:pPr>
+            <w:r>
+              <w:t>2026年10月15日</w:t>
+            </w:r>
+          </w:p>
+        </w:tc>
+        <w:tc>
+          <w:tcPr>
+            <w:tcW w:w="5102" w:type="dxa"/>
+            <w:vAlign w:val="center"/>
+          </w:tcPr>
+          <w:p>
+            <w:pPr>
+              <w:spacing w:line="240" w:lineRule="auto"/>
+              <w:ind w:firstLineChars="0" w:firstLine="0"/>
+              <w:jc w:val="left"/>
+            </w:pPr>
+            <w:r>
+              <w:t xml:space="preserve">扩充更多页面截图与操作步骤（图16～图31）</w:t>
             </w:r>
           </w:p>
         </w:tc>
